--- a/TPI entrega 1.docx
+++ b/TPI entrega 1.docx
@@ -1,6 +1,6 @@
 
 <file path=word/document.xml><?xml version="1.0" encoding="utf-8"?>
-<w:document xmlns:wpc="http://schemas.microsoft.com/office/word/2010/wordprocessingCanvas" xmlns:cx="http://schemas.microsoft.com/office/drawing/2014/chartex" xmlns:cx1="http://schemas.microsoft.com/office/drawing/2015/9/8/chartex" xmlns:cx2="http://schemas.microsoft.com/office/drawing/2015/10/21/chartex" xmlns:cx3="http://schemas.microsoft.com/office/drawing/2016/5/9/chartex" xmlns:cx4="http://schemas.microsoft.com/office/drawing/2016/5/10/chartex" xmlns:cx5="http://schemas.microsoft.com/office/drawing/2016/5/11/chartex" xmlns:cx6="http://schemas.microsoft.com/office/drawing/2016/5/12/chartex" xmlns:cx7="http://schemas.microsoft.com/office/drawing/2016/5/13/chartex" xmlns:cx8="http://schemas.microsoft.com/office/drawing/2016/5/14/chartex" xmlns:mc="http://schemas.openxmlformats.org/markup-compatibility/2006" xmlns:aink="http://schemas.microsoft.com/office/drawing/2016/ink" xmlns:am3d="http://schemas.microsoft.com/office/drawing/2017/model3d" xmlns:o="urn:schemas-microsoft-com:office:office" xmlns:r="http://schemas.openxmlformats.org/officeDocument/2006/relationships" xmlns:m="http://schemas.openxmlformats.org/officeDocument/2006/math" xmlns:v="urn:schemas-microsoft-com:vml" xmlns:wp14="http://schemas.microsoft.com/office/word/2010/wordprocessingDrawing" xmlns:wp="http://schemas.openxmlformats.org/drawingml/2006/wordprocessingDrawing" xmlns:w10="urn:schemas-microsoft-com:office:word" xmlns:w="http://schemas.openxmlformats.org/wordprocessingml/2006/main" xmlns:w14="http://schemas.microsoft.com/office/word/2010/wordml" xmlns:w15="http://schemas.microsoft.com/office/word/2012/wordml" xmlns:w16cid="http://schemas.microsoft.com/office/word/2016/wordml/cid" xmlns:w16se="http://schemas.microsoft.com/office/word/2015/wordml/symex" xmlns:wpg="http://schemas.microsoft.com/office/word/2010/wordprocessingGroup" xmlns:wpi="http://schemas.microsoft.com/office/word/2010/wordprocessingInk" xmlns:wne="http://schemas.microsoft.com/office/word/2006/wordml" xmlns:wps="http://schemas.microsoft.com/office/word/2010/wordprocessingShape" mc:Ignorable="w14 w15 w16se w16cid wp14">
+<w:document xmlns:wpc="http://schemas.microsoft.com/office/word/2010/wordprocessingCanvas" xmlns:cx="http://schemas.microsoft.com/office/drawing/2014/chartex" xmlns:cx1="http://schemas.microsoft.com/office/drawing/2015/9/8/chartex" xmlns:cx2="http://schemas.microsoft.com/office/drawing/2015/10/21/chartex" xmlns:cx3="http://schemas.microsoft.com/office/drawing/2016/5/9/chartex" xmlns:cx4="http://schemas.microsoft.com/office/drawing/2016/5/10/chartex" xmlns:cx5="http://schemas.microsoft.com/office/drawing/2016/5/11/chartex" xmlns:cx6="http://schemas.microsoft.com/office/drawing/2016/5/12/chartex" xmlns:cx7="http://schemas.microsoft.com/office/drawing/2016/5/13/chartex" xmlns:cx8="http://schemas.microsoft.com/office/drawing/2016/5/14/chartex" xmlns:mc="http://schemas.openxmlformats.org/markup-compatibility/2006" xmlns:aink="http://schemas.microsoft.com/office/drawing/2016/ink" xmlns:am3d="http://schemas.microsoft.com/office/drawing/2017/model3d" xmlns:o="urn:schemas-microsoft-com:office:office" xmlns:oel="http://schemas.microsoft.com/office/2019/extlst" xmlns:r="http://schemas.openxmlformats.org/officeDocument/2006/relationships" xmlns:m="http://schemas.openxmlformats.org/officeDocument/2006/math" xmlns:v="urn:schemas-microsoft-com:vml" xmlns:wp14="http://schemas.microsoft.com/office/word/2010/wordprocessingDrawing" xmlns:wp="http://schemas.openxmlformats.org/drawingml/2006/wordprocessingDrawing" xmlns:w10="urn:schemas-microsoft-com:office:word" xmlns:w="http://schemas.openxmlformats.org/wordprocessingml/2006/main" xmlns:w14="http://schemas.microsoft.com/office/word/2010/wordml" xmlns:w15="http://schemas.microsoft.com/office/word/2012/wordml" xmlns:w16cex="http://schemas.microsoft.com/office/word/2018/wordml/cex" xmlns:w16cid="http://schemas.microsoft.com/office/word/2016/wordml/cid" xmlns:w16="http://schemas.microsoft.com/office/word/2018/wordml" xmlns:w16du="http://schemas.microsoft.com/office/word/2023/wordml/word16du" xmlns:w16sdtdh="http://schemas.microsoft.com/office/word/2020/wordml/sdtdatahash" xmlns:w16sdtfl="http://schemas.microsoft.com/office/word/2024/wordml/sdtformatlock" xmlns:w16se="http://schemas.microsoft.com/office/word/2015/wordml/symex" xmlns:wpg="http://schemas.microsoft.com/office/word/2010/wordprocessingGroup" xmlns:wpi="http://schemas.microsoft.com/office/word/2010/wordprocessingInk" xmlns:wne="http://schemas.microsoft.com/office/word/2006/wordml" xmlns:wps="http://schemas.microsoft.com/office/word/2010/wordprocessingShape" mc:Ignorable="w14 w15 w16se w16cid w16 w16cex w16sdtdh w16sdtfl w16du wp14">
   <w:body>
     <w:p>
       <w:pPr>
@@ -43,7 +43,7 @@
           <w:szCs w:val="26"/>
         </w:rPr>
         <w:drawing>
-          <wp:inline distT="114300" distB="114300" distL="114300" distR="114300" wp14:anchorId="02AA9796" wp14:editId="65861541">
+          <wp:inline distT="114300" distB="114300" distL="114300" distR="114300" wp14:anchorId="70F1CDF6" wp14:editId="07774ACF">
             <wp:extent cx="2143125" cy="2143125"/>
             <wp:effectExtent l="0" t="0" r="0" b="0"/>
             <wp:docPr id="1" name="image1.png"/>
@@ -143,13 +143,8 @@
       </w:r>
       <w:proofErr w:type="spellEnd"/>
       <w:r>
-        <w:t xml:space="preserve"> Laura </w:t>
-      </w:r>
-      <w:proofErr w:type="spellStart"/>
-      <w:r>
-        <w:t>Achetta</w:t>
-      </w:r>
-      <w:proofErr w:type="spellEnd"/>
+        <w:t xml:space="preserve"> Laura Achetta</w:t>
+      </w:r>
     </w:p>
     <w:p>
       <w:pPr>
@@ -403,13 +398,12 @@
     </w:p>
     <w:sdt>
       <w:sdtPr>
-        <w:id w:val="1815438666"/>
+        <w:id w:val="1589465063"/>
         <w:docPartObj>
           <w:docPartGallery w:val="Table of Contents"/>
           <w:docPartUnique/>
         </w:docPartObj>
       </w:sdtPr>
-      <w:sdtEndPr/>
       <w:sdtContent>
         <w:p>
           <w:pPr>
@@ -635,10 +629,7 @@
         <w:spacing w:line="360" w:lineRule="auto"/>
       </w:pPr>
       <w:r>
-        <w:t>Coloca un nombre a tu grupo, breve presenta</w:t>
-      </w:r>
-      <w:r>
-        <w:t>ción y crea un logotipo.</w:t>
+        <w:t>Coloca un nombre a tu grupo, breve presentación y crea un logotipo.</w:t>
       </w:r>
     </w:p>
     <w:p>
@@ -677,296 +668,1059 @@
         <w:spacing w:after="40" w:line="360" w:lineRule="auto"/>
       </w:pPr>
       <w:r>
-        <w:t>Anexo: coloca imágenes de las páginas, links consultados para la elici</w:t>
-      </w:r>
-      <w:r>
-        <w:t>tación, comenta qué relevantes en cada caso.</w:t>
-      </w:r>
+        <w:t>Anexo: coloca imágenes de las páginas, links consultados para la elicitación, comenta qué relevantes en cada caso.</w:t>
+      </w:r>
+    </w:p>
+    <w:p>
+      <w:pPr>
+        <w:shd w:val="clear" w:color="auto" w:fill="FFFFFF"/>
+        <w:spacing w:after="40" w:line="360" w:lineRule="auto"/>
+        <w:ind w:left="720"/>
+      </w:pPr>
     </w:p>
     <w:p>
       <w:pPr>
         <w:pStyle w:val="Ttulo1"/>
         <w:shd w:val="clear" w:color="auto" w:fill="FFFFFF"/>
-        <w:spacing w:after="0"/>
+        <w:spacing w:after="40" w:line="360" w:lineRule="auto"/>
         <w:rPr>
           <w:b/>
+          <w:bCs/>
+          <w:sz w:val="24"/>
+          <w:szCs w:val="24"/>
+          <w:u w:val="single"/>
         </w:rPr>
       </w:pPr>
+      <w:bookmarkStart w:id="2" w:name="_v3so3o3ebjua" w:colFirst="0" w:colLast="0"/>
+      <w:bookmarkEnd w:id="2"/>
       <w:r>
         <w:rPr>
           <w:b/>
+          <w:bCs/>
+          <w:sz w:val="24"/>
+          <w:szCs w:val="24"/>
+          <w:u w:val="single"/>
+        </w:rPr>
+        <w:t xml:space="preserve">Nombre y presentación del grupo </w:t>
+      </w:r>
+      <w:r>
+        <w:rPr>
           <w:noProof/>
-          <w:bdr w:val="none" w:sz="0" w:space="0" w:color="auto" w:frame="1"/>
         </w:rPr>
         <w:drawing>
-          <wp:anchor distT="0" distB="0" distL="114300" distR="114300" simplePos="0" relativeHeight="251659264" behindDoc="0" locked="0" layoutInCell="1" allowOverlap="1" wp14:anchorId="764F3BA0" wp14:editId="58AF5792">
+          <wp:anchor distT="114300" distB="114300" distL="114300" distR="114300" simplePos="0" relativeHeight="251658240" behindDoc="0" locked="0" layoutInCell="1" hidden="0" allowOverlap="1" wp14:anchorId="067DA52B" wp14:editId="1D361E6B">
             <wp:simplePos x="0" y="0"/>
             <wp:positionH relativeFrom="column">
-              <wp:posOffset>4175760</wp:posOffset>
+              <wp:posOffset>4124325</wp:posOffset>
             </wp:positionH>
             <wp:positionV relativeFrom="paragraph">
-              <wp:posOffset>415925</wp:posOffset>
+              <wp:posOffset>564493</wp:posOffset>
             </wp:positionV>
-            <wp:extent cx="1409700" cy="1398905"/>
+            <wp:extent cx="1562100" cy="1265354"/>
             <wp:effectExtent l="0" t="0" r="0" b="0"/>
-            <wp:wrapSquare wrapText="bothSides"/>
-            <wp:docPr id="566537297" name="Imagen 1"/>
-            <wp:cNvGraphicFramePr>
-              <a:graphicFrameLocks xmlns:a="http://schemas.openxmlformats.org/drawingml/2006/main" noChangeAspect="1"/>
-            </wp:cNvGraphicFramePr>
+            <wp:wrapSquare wrapText="bothSides" distT="114300" distB="114300" distL="114300" distR="114300"/>
+            <wp:docPr id="3" name="image3.png"/>
+            <wp:cNvGraphicFramePr/>
             <a:graphic xmlns:a="http://schemas.openxmlformats.org/drawingml/2006/main">
               <a:graphicData uri="http://schemas.openxmlformats.org/drawingml/2006/picture">
                 <pic:pic xmlns:pic="http://schemas.openxmlformats.org/drawingml/2006/picture">
                   <pic:nvPicPr>
-                    <pic:cNvPr id="0" name="Picture 1"/>
-                    <pic:cNvPicPr>
-                      <a:picLocks noChangeAspect="1" noChangeArrowheads="1"/>
-                    </pic:cNvPicPr>
+                    <pic:cNvPr id="0" name="image3.png"/>
+                    <pic:cNvPicPr preferRelativeResize="0"/>
                   </pic:nvPicPr>
                   <pic:blipFill>
-                    <a:blip r:embed="rId16" cstate="print">
-                      <a:extLst>
-                        <a:ext uri="{28A0092B-C50C-407E-A947-70E740481C1C}">
-                          <a14:useLocalDpi xmlns:a14="http://schemas.microsoft.com/office/drawing/2010/main" val="0"/>
-                        </a:ext>
-                      </a:extLst>
-                    </a:blip>
-                    <a:srcRect/>
+                    <a:blip r:embed="rId16"/>
+                    <a:srcRect l="12207" t="18099" r="10798" b="18884"/>
                     <a:stretch>
                       <a:fillRect/>
                     </a:stretch>
                   </pic:blipFill>
-                  <pic:spPr bwMode="auto">
+                  <pic:spPr>
                     <a:xfrm>
                       <a:off x="0" y="0"/>
-                      <a:ext cx="1409700" cy="1398905"/>
+                      <a:ext cx="1562100" cy="1265354"/>
                     </a:xfrm>
                     <a:prstGeom prst="rect">
                       <a:avLst/>
                     </a:prstGeom>
-                    <a:noFill/>
-                    <a:ln>
-                      <a:noFill/>
-                    </a:ln>
+                    <a:ln/>
                   </pic:spPr>
                 </pic:pic>
               </a:graphicData>
             </a:graphic>
-            <wp14:sizeRelH relativeFrom="margin">
-              <wp14:pctWidth>0</wp14:pctWidth>
-            </wp14:sizeRelH>
-            <wp14:sizeRelV relativeFrom="margin">
-              <wp14:pctHeight>0</wp14:pctHeight>
-            </wp14:sizeRelV>
           </wp:anchor>
         </w:drawing>
       </w:r>
-      <w:r>
+    </w:p>
+    <w:p>
+      <w:pPr>
+        <w:spacing w:before="240" w:after="240" w:line="360" w:lineRule="auto"/>
+        <w:jc w:val="both"/>
+      </w:pPr>
+      <w:proofErr w:type="spellStart"/>
+      <w:r>
+        <w:t>InnovaSoft</w:t>
+      </w:r>
+      <w:proofErr w:type="spellEnd"/>
+      <w:r>
+        <w:t xml:space="preserve"> es una empresa dedicada al desarrollo de software que busca crear soluciones tecnológicas para facilitar la vida de las personas. Nuestro objetivo es identificar problemas cotidianos y transformarlos en herramientas digitales que ayuden a organizar información, optimizar tareas y mejorar la experiencia de los usuarios.</w:t>
+      </w:r>
+    </w:p>
+    <w:p>
+      <w:pPr>
+        <w:spacing w:before="240" w:after="240" w:line="360" w:lineRule="auto"/>
+        <w:jc w:val="both"/>
+      </w:pPr>
+      <w:r>
+        <w:t>Creemos que la tecnología debe ser accesible, práctica y fácil de utilizar. Por eso trabajamos en el desarrollo de aplicaciones que permitan resolver necesidades reales de manera simple y eficiente, ayudando a las personas a gestionar mejor sus actividades y tomar decisiones con mayor facilidad.</w:t>
+      </w:r>
+    </w:p>
+    <w:p>
+      <w:pPr>
+        <w:spacing w:before="200" w:after="200" w:line="360" w:lineRule="auto"/>
+        <w:ind w:left="720"/>
+        <w:jc w:val="both"/>
+      </w:pPr>
+    </w:p>
+    <w:p>
+      <w:pPr>
+        <w:pStyle w:val="Ttulo1"/>
+        <w:spacing w:before="200" w:after="200" w:line="360" w:lineRule="auto"/>
+        <w:jc w:val="both"/>
         <w:rPr>
           <w:b/>
-          <w:color w:val="000000"/>
+          <w:bCs/>
           <w:sz w:val="24"/>
           <w:szCs w:val="24"/>
           <w:u w:val="single"/>
         </w:rPr>
-        <w:t>Nombre y presentación del grupo </w:t>
-      </w:r>
-    </w:p>
-    <w:p>
-      <w:pPr>
-        <w:pStyle w:val="NormalWeb"/>
-        <w:spacing w:before="240" w:beforeAutospacing="0" w:after="240" w:afterAutospacing="0"/>
-        <w:jc w:val="both"/>
-      </w:pPr>
-      <w:proofErr w:type="spellStart"/>
-      <w:r>
-        <w:rPr>
-          <w:rFonts w:ascii="Arial" w:hAnsi="Arial" w:cs="Arial"/>
-          <w:color w:val="000000"/>
-          <w:sz w:val="22"/>
-          <w:szCs w:val="22"/>
-        </w:rPr>
-        <w:t>InnovaSoft</w:t>
-      </w:r>
-      <w:proofErr w:type="spellEnd"/>
-      <w:r>
-        <w:rPr>
-          <w:rFonts w:ascii="Arial" w:hAnsi="Arial" w:cs="Arial"/>
-          <w:color w:val="000000"/>
-          <w:sz w:val="22"/>
-          <w:szCs w:val="22"/>
-        </w:rPr>
-        <w:t xml:space="preserve"> es una empresa dedicada al desarrollo de software que busca crear soluciones tecnológicas para facilitar la vida de las personas. Nuestro objetivo es identificar problemas cotidianos y transformarlos en herramientas digitales que ayuden a organizar información, optimizar tareas y mejorar la experiencia de los usuarios.</w:t>
-      </w:r>
-    </w:p>
-    <w:p>
-      <w:pPr>
-        <w:pStyle w:val="NormalWeb"/>
-        <w:spacing w:before="240" w:beforeAutospacing="0" w:after="240" w:afterAutospacing="0"/>
-        <w:jc w:val="both"/>
-        <w:rPr>
-          <w:rFonts w:ascii="Arial" w:hAnsi="Arial" w:cs="Arial"/>
-          <w:color w:val="000000"/>
-          <w:sz w:val="22"/>
-          <w:szCs w:val="22"/>
-        </w:rPr>
-      </w:pPr>
-      <w:r>
-        <w:rPr>
-          <w:rFonts w:ascii="Arial" w:hAnsi="Arial" w:cs="Arial"/>
-          <w:color w:val="000000"/>
-          <w:sz w:val="22"/>
-          <w:szCs w:val="22"/>
-        </w:rPr>
-        <w:t>Creemos que la tecnología debe ser accesible, práctica y fácil de utilizar. Por eso trabajamos en el desarrollo de aplicaciones que permitan resolver necesidades reales de manera simple y eficiente, ayudando a las personas a gestionar mejor sus actividades y tomar decisiones con mayor facilidad.</w:t>
-      </w:r>
-    </w:p>
-    <w:p>
-      <w:pPr>
-        <w:pStyle w:val="Ttulo1"/>
-        <w:spacing w:before="200" w:after="200"/>
-        <w:jc w:val="both"/>
+      </w:pPr>
+      <w:bookmarkStart w:id="3" w:name="_v2vp4vohan1s" w:colFirst="0" w:colLast="0"/>
+      <w:bookmarkEnd w:id="3"/>
+      <w:r>
         <w:rPr>
           <w:b/>
-        </w:rPr>
-      </w:pPr>
-      <w:bookmarkStart w:id="2" w:name="_GoBack"/>
-      <w:r>
-        <w:rPr>
-          <w:b/>
-          <w:color w:val="000000"/>
+          <w:bCs/>
           <w:sz w:val="24"/>
           <w:szCs w:val="24"/>
           <w:u w:val="single"/>
         </w:rPr>
-        <w:t>Enunciado del caso de estudio </w:t>
-      </w:r>
-    </w:p>
-    <w:bookmarkEnd w:id="2"/>
-    <w:p>
-      <w:pPr>
-        <w:pStyle w:val="NormalWeb"/>
-        <w:spacing w:before="200" w:beforeAutospacing="0" w:after="200" w:afterAutospacing="0"/>
+        <w:t xml:space="preserve">Enunciado del caso de estudio </w:t>
+      </w:r>
+    </w:p>
+    <w:p>
+      <w:pPr>
+        <w:spacing w:before="200" w:after="200" w:line="360" w:lineRule="auto"/>
         <w:jc w:val="both"/>
       </w:pPr>
       <w:r>
+        <w:t xml:space="preserve">Se necesita un software para las personas interesadas en participar en retiros holísticos. </w:t>
+      </w:r>
+    </w:p>
+    <w:p>
+      <w:pPr>
+        <w:spacing w:before="200" w:after="200" w:line="360" w:lineRule="auto"/>
+        <w:jc w:val="both"/>
+      </w:pPr>
+      <w:r>
+        <w:t xml:space="preserve">Actualmente la gran problemática es que toda la información se organiza en planillas de </w:t>
+      </w:r>
+      <w:proofErr w:type="spellStart"/>
+      <w:r>
+        <w:t>excel</w:t>
+      </w:r>
+      <w:proofErr w:type="spellEnd"/>
+      <w:r>
+        <w:t xml:space="preserve"> o en papel lo que dificulta en algunos casos la organización, decisión, recordatorios. Dentro </w:t>
+      </w:r>
+      <w:r>
+        <w:lastRenderedPageBreak/>
+        <w:t xml:space="preserve">de estas planillas se registran datos como ubicación, precio, fecha de inicio y finalización, estado, temática principal (agregar temáticas), cronograma, datos de contacto del coordinador y observaciones personales. </w:t>
+      </w:r>
+    </w:p>
+    <w:p>
+      <w:pPr>
+        <w:spacing w:before="200" w:after="200" w:line="360" w:lineRule="auto"/>
+        <w:jc w:val="both"/>
+      </w:pPr>
+      <w:r>
+        <w:t xml:space="preserve">Por este motivo se necesita un software capaz de centralizar y organizar toda la información relacionada con el tema. </w:t>
+      </w:r>
+      <w:proofErr w:type="gramStart"/>
+      <w:r>
+        <w:t>Además</w:t>
+      </w:r>
+      <w:proofErr w:type="gramEnd"/>
+      <w:r>
+        <w:t xml:space="preserve"> debe permitir registrar retiros, clasificarla según actividades, ubicación, estado (pagado, interesado, reservado realizado), rango de fecha, costo. </w:t>
+      </w:r>
+    </w:p>
+    <w:p>
+      <w:pPr>
+        <w:spacing w:before="200" w:after="200" w:line="360" w:lineRule="auto"/>
+        <w:jc w:val="both"/>
+      </w:pPr>
+      <w:r>
+        <w:t xml:space="preserve">Asimismo, el sistema deberá permitir planificar pagos asociados a los retiros, registrar acompañantes, almacenar comentarios sobre las experiencias vividas, realizar valoraciones personales y mantener un historial de los retiros realizados. También deberá facilitar la búsqueda y aplicación de filtros para encontrar rápidamente la información deseada, compartir datos de un retiro con otros usuarios interesados y generar alertas cuando se acerquen las fechas de pago, reserva o inicio de un retiro. </w:t>
+      </w:r>
+    </w:p>
+    <w:p>
+      <w:pPr>
+        <w:pStyle w:val="Ttulo1"/>
+        <w:spacing w:before="200" w:after="200" w:line="360" w:lineRule="auto"/>
+        <w:jc w:val="both"/>
         <w:rPr>
-          <w:rFonts w:ascii="Arial" w:hAnsi="Arial" w:cs="Arial"/>
-          <w:color w:val="000000"/>
-          <w:sz w:val="22"/>
-          <w:szCs w:val="22"/>
+          <w:b/>
+          <w:bCs/>
+          <w:sz w:val="24"/>
+          <w:szCs w:val="24"/>
+          <w:u w:val="single"/>
         </w:rPr>
-        <w:t>Se necesita un software para las personas interesadas en participar en retiros holísticos. </w:t>
-      </w:r>
-    </w:p>
-    <w:p>
-      <w:pPr>
-        <w:pStyle w:val="NormalWeb"/>
-        <w:spacing w:before="200" w:beforeAutospacing="0" w:after="200" w:afterAutospacing="0"/>
+      </w:pPr>
+      <w:bookmarkStart w:id="4" w:name="_6x6xdz8e7squ" w:colFirst="0" w:colLast="0"/>
+      <w:bookmarkEnd w:id="4"/>
+      <w:r>
+        <w:rPr>
+          <w:b/>
+          <w:bCs/>
+          <w:sz w:val="24"/>
+          <w:szCs w:val="24"/>
+          <w:u w:val="single"/>
+        </w:rPr>
+        <w:t xml:space="preserve">Requerimientos Funcionales </w:t>
+      </w:r>
+    </w:p>
+    <w:p>
+      <w:r>
+        <w:rPr>
+          <w:b/>
+          <w:bCs/>
+        </w:rPr>
+        <w:t>Actor:</w:t>
+      </w:r>
+      <w:r>
+        <w:t xml:space="preserve"> Usuario </w:t>
+      </w:r>
+    </w:p>
+    <w:p/>
+    <w:tbl>
+      <w:tblPr>
+        <w:tblStyle w:val="a"/>
+        <w:tblW w:w="8895" w:type="dxa"/>
+        <w:tblInd w:w="0" w:type="dxa"/>
+        <w:tblBorders>
+          <w:top w:val="nil"/>
+          <w:left w:val="nil"/>
+          <w:bottom w:val="nil"/>
+          <w:right w:val="nil"/>
+          <w:insideH w:val="nil"/>
+          <w:insideV w:val="nil"/>
+        </w:tblBorders>
+        <w:tblLayout w:type="fixed"/>
+        <w:tblLook w:val="0600" w:firstRow="0" w:lastRow="0" w:firstColumn="0" w:lastColumn="0" w:noHBand="1" w:noVBand="1"/>
+      </w:tblPr>
+      <w:tblGrid>
+        <w:gridCol w:w="1305"/>
+        <w:gridCol w:w="7590"/>
+      </w:tblGrid>
+      <w:tr>
+        <w:trPr>
+          <w:trHeight w:val="270"/>
+        </w:trPr>
+        <w:tc>
+          <w:tcPr>
+            <w:tcW w:w="1305" w:type="dxa"/>
+            <w:tcBorders>
+              <w:top w:val="single" w:sz="5" w:space="0" w:color="000000"/>
+              <w:left w:val="single" w:sz="5" w:space="0" w:color="000000"/>
+              <w:bottom w:val="single" w:sz="5" w:space="0" w:color="000000"/>
+              <w:right w:val="single" w:sz="5" w:space="0" w:color="000000"/>
+            </w:tcBorders>
+            <w:tcMar>
+              <w:top w:w="0" w:type="dxa"/>
+              <w:left w:w="100" w:type="dxa"/>
+              <w:bottom w:w="0" w:type="dxa"/>
+              <w:right w:w="100" w:type="dxa"/>
+            </w:tcMar>
+          </w:tcPr>
+          <w:p>
+            <w:pPr>
+              <w:jc w:val="both"/>
+            </w:pPr>
+            <w:proofErr w:type="spellStart"/>
+            <w:r>
+              <w:t>Nº</w:t>
+            </w:r>
+            <w:proofErr w:type="spellEnd"/>
+          </w:p>
+        </w:tc>
+        <w:tc>
+          <w:tcPr>
+            <w:tcW w:w="7590" w:type="dxa"/>
+            <w:tcBorders>
+              <w:top w:val="single" w:sz="5" w:space="0" w:color="000000"/>
+              <w:left w:val="nil"/>
+              <w:bottom w:val="single" w:sz="5" w:space="0" w:color="000000"/>
+              <w:right w:val="single" w:sz="5" w:space="0" w:color="000000"/>
+            </w:tcBorders>
+            <w:tcMar>
+              <w:top w:w="0" w:type="dxa"/>
+              <w:left w:w="100" w:type="dxa"/>
+              <w:bottom w:w="0" w:type="dxa"/>
+              <w:right w:w="100" w:type="dxa"/>
+            </w:tcMar>
+          </w:tcPr>
+          <w:p>
+            <w:pPr>
+              <w:jc w:val="both"/>
+            </w:pPr>
+            <w:r>
+              <w:t>Requerimiento funcional</w:t>
+            </w:r>
+          </w:p>
+        </w:tc>
+      </w:tr>
+      <w:tr>
+        <w:trPr>
+          <w:trHeight w:val="270"/>
+        </w:trPr>
+        <w:tc>
+          <w:tcPr>
+            <w:tcW w:w="1305" w:type="dxa"/>
+            <w:tcBorders>
+              <w:top w:val="nil"/>
+              <w:left w:val="single" w:sz="5" w:space="0" w:color="000000"/>
+              <w:bottom w:val="single" w:sz="5" w:space="0" w:color="000000"/>
+              <w:right w:val="single" w:sz="5" w:space="0" w:color="000000"/>
+            </w:tcBorders>
+            <w:tcMar>
+              <w:top w:w="0" w:type="dxa"/>
+              <w:left w:w="100" w:type="dxa"/>
+              <w:bottom w:w="0" w:type="dxa"/>
+              <w:right w:w="100" w:type="dxa"/>
+            </w:tcMar>
+          </w:tcPr>
+          <w:p>
+            <w:pPr>
+              <w:jc w:val="both"/>
+            </w:pPr>
+            <w:r>
+              <w:t>RF1</w:t>
+            </w:r>
+          </w:p>
+        </w:tc>
+        <w:tc>
+          <w:tcPr>
+            <w:tcW w:w="7590" w:type="dxa"/>
+            <w:tcBorders>
+              <w:top w:val="nil"/>
+              <w:left w:val="nil"/>
+              <w:bottom w:val="single" w:sz="5" w:space="0" w:color="000000"/>
+              <w:right w:val="single" w:sz="5" w:space="0" w:color="000000"/>
+            </w:tcBorders>
+            <w:tcMar>
+              <w:top w:w="0" w:type="dxa"/>
+              <w:left w:w="100" w:type="dxa"/>
+              <w:bottom w:w="0" w:type="dxa"/>
+              <w:right w:w="100" w:type="dxa"/>
+            </w:tcMar>
+          </w:tcPr>
+          <w:p>
+            <w:pPr>
+              <w:jc w:val="both"/>
+            </w:pPr>
+            <w:r>
+              <w:t xml:space="preserve"> registrar datos de los retiros: ubicación, precio, fecha de inicio, fecha de cierre, estado, actividades, coordinador, reseñas   </w:t>
+            </w:r>
+          </w:p>
+        </w:tc>
+      </w:tr>
+      <w:tr>
+        <w:trPr>
+          <w:trHeight w:val="270"/>
+        </w:trPr>
+        <w:tc>
+          <w:tcPr>
+            <w:tcW w:w="1305" w:type="dxa"/>
+            <w:tcBorders>
+              <w:top w:val="nil"/>
+              <w:left w:val="single" w:sz="5" w:space="0" w:color="000000"/>
+              <w:bottom w:val="single" w:sz="5" w:space="0" w:color="000000"/>
+              <w:right w:val="single" w:sz="5" w:space="0" w:color="000000"/>
+            </w:tcBorders>
+            <w:tcMar>
+              <w:top w:w="0" w:type="dxa"/>
+              <w:left w:w="100" w:type="dxa"/>
+              <w:bottom w:w="0" w:type="dxa"/>
+              <w:right w:w="100" w:type="dxa"/>
+            </w:tcMar>
+          </w:tcPr>
+          <w:p>
+            <w:pPr>
+              <w:jc w:val="both"/>
+            </w:pPr>
+            <w:r>
+              <w:t>RF2</w:t>
+            </w:r>
+          </w:p>
+        </w:tc>
+        <w:tc>
+          <w:tcPr>
+            <w:tcW w:w="7590" w:type="dxa"/>
+            <w:tcBorders>
+              <w:top w:val="nil"/>
+              <w:left w:val="nil"/>
+              <w:bottom w:val="single" w:sz="5" w:space="0" w:color="000000"/>
+              <w:right w:val="single" w:sz="5" w:space="0" w:color="000000"/>
+            </w:tcBorders>
+            <w:tcMar>
+              <w:top w:w="0" w:type="dxa"/>
+              <w:left w:w="100" w:type="dxa"/>
+              <w:bottom w:w="0" w:type="dxa"/>
+              <w:right w:w="100" w:type="dxa"/>
+            </w:tcMar>
+          </w:tcPr>
+          <w:p>
+            <w:pPr>
+              <w:jc w:val="both"/>
+            </w:pPr>
+            <w:r>
+              <w:t xml:space="preserve">  Modificar retiros cargados </w:t>
+            </w:r>
+          </w:p>
+        </w:tc>
+      </w:tr>
+      <w:tr>
+        <w:trPr>
+          <w:trHeight w:val="270"/>
+        </w:trPr>
+        <w:tc>
+          <w:tcPr>
+            <w:tcW w:w="1305" w:type="dxa"/>
+            <w:tcBorders>
+              <w:top w:val="nil"/>
+              <w:left w:val="single" w:sz="5" w:space="0" w:color="000000"/>
+              <w:bottom w:val="single" w:sz="5" w:space="0" w:color="000000"/>
+              <w:right w:val="single" w:sz="5" w:space="0" w:color="000000"/>
+            </w:tcBorders>
+            <w:tcMar>
+              <w:top w:w="0" w:type="dxa"/>
+              <w:left w:w="100" w:type="dxa"/>
+              <w:bottom w:w="0" w:type="dxa"/>
+              <w:right w:w="100" w:type="dxa"/>
+            </w:tcMar>
+          </w:tcPr>
+          <w:p>
+            <w:pPr>
+              <w:jc w:val="both"/>
+            </w:pPr>
+            <w:r>
+              <w:t>RF3</w:t>
+            </w:r>
+          </w:p>
+        </w:tc>
+        <w:tc>
+          <w:tcPr>
+            <w:tcW w:w="7590" w:type="dxa"/>
+            <w:tcBorders>
+              <w:top w:val="nil"/>
+              <w:left w:val="nil"/>
+              <w:bottom w:val="single" w:sz="5" w:space="0" w:color="000000"/>
+              <w:right w:val="single" w:sz="5" w:space="0" w:color="000000"/>
+            </w:tcBorders>
+            <w:tcMar>
+              <w:top w:w="0" w:type="dxa"/>
+              <w:left w:w="100" w:type="dxa"/>
+              <w:bottom w:w="0" w:type="dxa"/>
+              <w:right w:w="100" w:type="dxa"/>
+            </w:tcMar>
+          </w:tcPr>
+          <w:p>
+            <w:pPr>
+              <w:jc w:val="both"/>
+            </w:pPr>
+            <w:r>
+              <w:t xml:space="preserve">Registrar valoraciones personales </w:t>
+            </w:r>
+          </w:p>
+        </w:tc>
+      </w:tr>
+      <w:tr>
+        <w:trPr>
+          <w:trHeight w:val="270"/>
+        </w:trPr>
+        <w:tc>
+          <w:tcPr>
+            <w:tcW w:w="1305" w:type="dxa"/>
+            <w:tcBorders>
+              <w:top w:val="nil"/>
+              <w:left w:val="single" w:sz="5" w:space="0" w:color="000000"/>
+              <w:bottom w:val="single" w:sz="5" w:space="0" w:color="000000"/>
+              <w:right w:val="single" w:sz="5" w:space="0" w:color="000000"/>
+            </w:tcBorders>
+            <w:tcMar>
+              <w:top w:w="0" w:type="dxa"/>
+              <w:left w:w="100" w:type="dxa"/>
+              <w:bottom w:w="0" w:type="dxa"/>
+              <w:right w:w="100" w:type="dxa"/>
+            </w:tcMar>
+          </w:tcPr>
+          <w:p>
+            <w:pPr>
+              <w:jc w:val="both"/>
+            </w:pPr>
+            <w:r>
+              <w:t>RF4</w:t>
+            </w:r>
+          </w:p>
+        </w:tc>
+        <w:tc>
+          <w:tcPr>
+            <w:tcW w:w="7590" w:type="dxa"/>
+            <w:tcBorders>
+              <w:top w:val="nil"/>
+              <w:left w:val="nil"/>
+              <w:bottom w:val="single" w:sz="5" w:space="0" w:color="000000"/>
+              <w:right w:val="single" w:sz="5" w:space="0" w:color="000000"/>
+            </w:tcBorders>
+            <w:tcMar>
+              <w:top w:w="0" w:type="dxa"/>
+              <w:left w:w="100" w:type="dxa"/>
+              <w:bottom w:w="0" w:type="dxa"/>
+              <w:right w:w="100" w:type="dxa"/>
+            </w:tcMar>
+          </w:tcPr>
+          <w:p>
+            <w:pPr>
+              <w:jc w:val="both"/>
+            </w:pPr>
+            <w:r>
+              <w:t xml:space="preserve">Emitir alerta inicio de un retiro </w:t>
+            </w:r>
+          </w:p>
+        </w:tc>
+      </w:tr>
+      <w:tr>
+        <w:trPr>
+          <w:trHeight w:val="270"/>
+        </w:trPr>
+        <w:tc>
+          <w:tcPr>
+            <w:tcW w:w="1305" w:type="dxa"/>
+            <w:tcBorders>
+              <w:top w:val="nil"/>
+              <w:left w:val="single" w:sz="5" w:space="0" w:color="000000"/>
+              <w:bottom w:val="single" w:sz="5" w:space="0" w:color="000000"/>
+              <w:right w:val="single" w:sz="5" w:space="0" w:color="000000"/>
+            </w:tcBorders>
+            <w:tcMar>
+              <w:top w:w="0" w:type="dxa"/>
+              <w:left w:w="100" w:type="dxa"/>
+              <w:bottom w:w="0" w:type="dxa"/>
+              <w:right w:w="100" w:type="dxa"/>
+            </w:tcMar>
+          </w:tcPr>
+          <w:p>
+            <w:pPr>
+              <w:jc w:val="both"/>
+            </w:pPr>
+            <w:r>
+              <w:t>RF5</w:t>
+            </w:r>
+          </w:p>
+        </w:tc>
+        <w:tc>
+          <w:tcPr>
+            <w:tcW w:w="7590" w:type="dxa"/>
+            <w:tcBorders>
+              <w:top w:val="nil"/>
+              <w:left w:val="nil"/>
+              <w:bottom w:val="single" w:sz="5" w:space="0" w:color="000000"/>
+              <w:right w:val="single" w:sz="5" w:space="0" w:color="000000"/>
+            </w:tcBorders>
+            <w:tcMar>
+              <w:top w:w="0" w:type="dxa"/>
+              <w:left w:w="100" w:type="dxa"/>
+              <w:bottom w:w="0" w:type="dxa"/>
+              <w:right w:w="100" w:type="dxa"/>
+            </w:tcMar>
+          </w:tcPr>
+          <w:p>
+            <w:pPr>
+              <w:jc w:val="both"/>
+            </w:pPr>
+            <w:r>
+              <w:t xml:space="preserve">Consultar retiros realizados </w:t>
+            </w:r>
+          </w:p>
+        </w:tc>
+      </w:tr>
+      <w:tr>
+        <w:trPr>
+          <w:trHeight w:val="270"/>
+        </w:trPr>
+        <w:tc>
+          <w:tcPr>
+            <w:tcW w:w="1305" w:type="dxa"/>
+            <w:tcBorders>
+              <w:top w:val="nil"/>
+              <w:left w:val="single" w:sz="5" w:space="0" w:color="000000"/>
+              <w:bottom w:val="single" w:sz="5" w:space="0" w:color="000000"/>
+              <w:right w:val="single" w:sz="5" w:space="0" w:color="000000"/>
+            </w:tcBorders>
+            <w:tcMar>
+              <w:top w:w="0" w:type="dxa"/>
+              <w:left w:w="100" w:type="dxa"/>
+              <w:bottom w:w="0" w:type="dxa"/>
+              <w:right w:w="100" w:type="dxa"/>
+            </w:tcMar>
+          </w:tcPr>
+          <w:p>
+            <w:pPr>
+              <w:jc w:val="both"/>
+            </w:pPr>
+            <w:r>
+              <w:t>RF6</w:t>
+            </w:r>
+          </w:p>
+        </w:tc>
+        <w:tc>
+          <w:tcPr>
+            <w:tcW w:w="7590" w:type="dxa"/>
+            <w:tcBorders>
+              <w:top w:val="nil"/>
+              <w:left w:val="nil"/>
+              <w:bottom w:val="single" w:sz="5" w:space="0" w:color="000000"/>
+              <w:right w:val="single" w:sz="5" w:space="0" w:color="000000"/>
+            </w:tcBorders>
+            <w:tcMar>
+              <w:top w:w="0" w:type="dxa"/>
+              <w:left w:w="100" w:type="dxa"/>
+              <w:bottom w:w="0" w:type="dxa"/>
+              <w:right w:w="100" w:type="dxa"/>
+            </w:tcMar>
+          </w:tcPr>
+          <w:p>
+            <w:pPr>
+              <w:jc w:val="both"/>
+            </w:pPr>
+            <w:r>
+              <w:t>Registrar pago, seña o cuota de un retiro</w:t>
+            </w:r>
+          </w:p>
+        </w:tc>
+      </w:tr>
+      <w:tr>
+        <w:trPr>
+          <w:trHeight w:val="270"/>
+        </w:trPr>
+        <w:tc>
+          <w:tcPr>
+            <w:tcW w:w="1305" w:type="dxa"/>
+            <w:tcBorders>
+              <w:top w:val="nil"/>
+              <w:left w:val="single" w:sz="5" w:space="0" w:color="000000"/>
+              <w:bottom w:val="single" w:sz="5" w:space="0" w:color="000000"/>
+              <w:right w:val="single" w:sz="5" w:space="0" w:color="000000"/>
+            </w:tcBorders>
+            <w:tcMar>
+              <w:top w:w="0" w:type="dxa"/>
+              <w:left w:w="100" w:type="dxa"/>
+              <w:bottom w:w="0" w:type="dxa"/>
+              <w:right w:w="100" w:type="dxa"/>
+            </w:tcMar>
+          </w:tcPr>
+          <w:p>
+            <w:pPr>
+              <w:jc w:val="both"/>
+            </w:pPr>
+            <w:r>
+              <w:t>RF7</w:t>
+            </w:r>
+          </w:p>
+        </w:tc>
+        <w:tc>
+          <w:tcPr>
+            <w:tcW w:w="7590" w:type="dxa"/>
+            <w:tcBorders>
+              <w:top w:val="nil"/>
+              <w:left w:val="nil"/>
+              <w:bottom w:val="single" w:sz="5" w:space="0" w:color="000000"/>
+              <w:right w:val="single" w:sz="5" w:space="0" w:color="000000"/>
+            </w:tcBorders>
+            <w:tcMar>
+              <w:top w:w="0" w:type="dxa"/>
+              <w:left w:w="100" w:type="dxa"/>
+              <w:bottom w:w="0" w:type="dxa"/>
+              <w:right w:w="100" w:type="dxa"/>
+            </w:tcMar>
+          </w:tcPr>
+          <w:p>
+            <w:pPr>
+              <w:jc w:val="both"/>
+            </w:pPr>
+            <w:r>
+              <w:t>Consultar el estado del retiro: interesado, reservado, pagado, realizado.</w:t>
+            </w:r>
+          </w:p>
+        </w:tc>
+      </w:tr>
+      <w:tr>
+        <w:trPr>
+          <w:trHeight w:val="270"/>
+        </w:trPr>
+        <w:tc>
+          <w:tcPr>
+            <w:tcW w:w="1305" w:type="dxa"/>
+            <w:tcBorders>
+              <w:top w:val="nil"/>
+              <w:left w:val="single" w:sz="5" w:space="0" w:color="000000"/>
+              <w:bottom w:val="single" w:sz="5" w:space="0" w:color="000000"/>
+              <w:right w:val="single" w:sz="5" w:space="0" w:color="000000"/>
+            </w:tcBorders>
+            <w:tcMar>
+              <w:top w:w="0" w:type="dxa"/>
+              <w:left w:w="100" w:type="dxa"/>
+              <w:bottom w:w="0" w:type="dxa"/>
+              <w:right w:w="100" w:type="dxa"/>
+            </w:tcMar>
+          </w:tcPr>
+          <w:p>
+            <w:pPr>
+              <w:jc w:val="both"/>
+            </w:pPr>
+            <w:r>
+              <w:t>RF8</w:t>
+            </w:r>
+          </w:p>
+        </w:tc>
+        <w:tc>
+          <w:tcPr>
+            <w:tcW w:w="7590" w:type="dxa"/>
+            <w:tcBorders>
+              <w:top w:val="nil"/>
+              <w:left w:val="nil"/>
+              <w:bottom w:val="single" w:sz="5" w:space="0" w:color="000000"/>
+              <w:right w:val="single" w:sz="5" w:space="0" w:color="000000"/>
+            </w:tcBorders>
+            <w:tcMar>
+              <w:top w:w="0" w:type="dxa"/>
+              <w:left w:w="100" w:type="dxa"/>
+              <w:bottom w:w="0" w:type="dxa"/>
+              <w:right w:w="100" w:type="dxa"/>
+            </w:tcMar>
+          </w:tcPr>
+          <w:p>
+            <w:pPr>
+              <w:jc w:val="both"/>
+            </w:pPr>
+            <w:r>
+              <w:t>Registrar comentarios y valoraciones personales de un retiro realizado</w:t>
+            </w:r>
+          </w:p>
+        </w:tc>
+      </w:tr>
+      <w:tr>
+        <w:trPr>
+          <w:trHeight w:val="270"/>
+        </w:trPr>
+        <w:tc>
+          <w:tcPr>
+            <w:tcW w:w="1305" w:type="dxa"/>
+            <w:tcBorders>
+              <w:top w:val="nil"/>
+              <w:left w:val="single" w:sz="5" w:space="0" w:color="000000"/>
+              <w:bottom w:val="single" w:sz="5" w:space="0" w:color="000000"/>
+              <w:right w:val="single" w:sz="5" w:space="0" w:color="000000"/>
+            </w:tcBorders>
+            <w:tcMar>
+              <w:top w:w="0" w:type="dxa"/>
+              <w:left w:w="100" w:type="dxa"/>
+              <w:bottom w:w="0" w:type="dxa"/>
+              <w:right w:w="100" w:type="dxa"/>
+            </w:tcMar>
+          </w:tcPr>
+          <w:p>
+            <w:pPr>
+              <w:jc w:val="both"/>
+            </w:pPr>
+            <w:r>
+              <w:t>RF9</w:t>
+            </w:r>
+          </w:p>
+        </w:tc>
+        <w:tc>
+          <w:tcPr>
+            <w:tcW w:w="7590" w:type="dxa"/>
+            <w:tcBorders>
+              <w:top w:val="nil"/>
+              <w:left w:val="nil"/>
+              <w:bottom w:val="single" w:sz="5" w:space="0" w:color="000000"/>
+              <w:right w:val="single" w:sz="5" w:space="0" w:color="000000"/>
+            </w:tcBorders>
+            <w:tcMar>
+              <w:top w:w="0" w:type="dxa"/>
+              <w:left w:w="100" w:type="dxa"/>
+              <w:bottom w:w="0" w:type="dxa"/>
+              <w:right w:w="100" w:type="dxa"/>
+            </w:tcMar>
+          </w:tcPr>
+          <w:p>
+            <w:pPr>
+              <w:jc w:val="both"/>
+            </w:pPr>
+            <w:r>
+              <w:t>Registrar datos de coordinador: nombre, apellido, DNI, teléfono, mail.</w:t>
+            </w:r>
+          </w:p>
+        </w:tc>
+      </w:tr>
+      <w:tr>
+        <w:trPr>
+          <w:trHeight w:val="270"/>
+        </w:trPr>
+        <w:tc>
+          <w:tcPr>
+            <w:tcW w:w="1305" w:type="dxa"/>
+            <w:tcBorders>
+              <w:top w:val="nil"/>
+              <w:left w:val="single" w:sz="5" w:space="0" w:color="000000"/>
+              <w:bottom w:val="single" w:sz="5" w:space="0" w:color="000000"/>
+              <w:right w:val="single" w:sz="5" w:space="0" w:color="000000"/>
+            </w:tcBorders>
+            <w:tcMar>
+              <w:top w:w="0" w:type="dxa"/>
+              <w:left w:w="100" w:type="dxa"/>
+              <w:bottom w:w="0" w:type="dxa"/>
+              <w:right w:w="100" w:type="dxa"/>
+            </w:tcMar>
+          </w:tcPr>
+          <w:p>
+            <w:pPr>
+              <w:jc w:val="both"/>
+            </w:pPr>
+          </w:p>
+        </w:tc>
+        <w:tc>
+          <w:tcPr>
+            <w:tcW w:w="7590" w:type="dxa"/>
+            <w:tcBorders>
+              <w:top w:val="nil"/>
+              <w:left w:val="nil"/>
+              <w:bottom w:val="single" w:sz="5" w:space="0" w:color="000000"/>
+              <w:right w:val="single" w:sz="5" w:space="0" w:color="000000"/>
+            </w:tcBorders>
+            <w:tcMar>
+              <w:top w:w="0" w:type="dxa"/>
+              <w:left w:w="100" w:type="dxa"/>
+              <w:bottom w:w="0" w:type="dxa"/>
+              <w:right w:w="100" w:type="dxa"/>
+            </w:tcMar>
+          </w:tcPr>
+          <w:p>
+            <w:pPr>
+              <w:jc w:val="both"/>
+            </w:pPr>
+          </w:p>
+        </w:tc>
+      </w:tr>
+      <w:tr>
+        <w:trPr>
+          <w:trHeight w:val="270"/>
+        </w:trPr>
+        <w:tc>
+          <w:tcPr>
+            <w:tcW w:w="1305" w:type="dxa"/>
+            <w:tcBorders>
+              <w:top w:val="nil"/>
+              <w:left w:val="single" w:sz="5" w:space="0" w:color="000000"/>
+              <w:bottom w:val="single" w:sz="5" w:space="0" w:color="000000"/>
+              <w:right w:val="single" w:sz="5" w:space="0" w:color="000000"/>
+            </w:tcBorders>
+            <w:tcMar>
+              <w:top w:w="0" w:type="dxa"/>
+              <w:left w:w="100" w:type="dxa"/>
+              <w:bottom w:w="0" w:type="dxa"/>
+              <w:right w:w="100" w:type="dxa"/>
+            </w:tcMar>
+          </w:tcPr>
+          <w:p>
+            <w:pPr>
+              <w:jc w:val="both"/>
+            </w:pPr>
+          </w:p>
+        </w:tc>
+        <w:tc>
+          <w:tcPr>
+            <w:tcW w:w="7590" w:type="dxa"/>
+            <w:tcBorders>
+              <w:top w:val="nil"/>
+              <w:left w:val="nil"/>
+              <w:bottom w:val="single" w:sz="5" w:space="0" w:color="000000"/>
+              <w:right w:val="single" w:sz="5" w:space="0" w:color="000000"/>
+            </w:tcBorders>
+            <w:tcMar>
+              <w:top w:w="0" w:type="dxa"/>
+              <w:left w:w="100" w:type="dxa"/>
+              <w:bottom w:w="0" w:type="dxa"/>
+              <w:right w:w="100" w:type="dxa"/>
+            </w:tcMar>
+          </w:tcPr>
+          <w:p>
+            <w:pPr>
+              <w:jc w:val="both"/>
+            </w:pPr>
+          </w:p>
+        </w:tc>
+      </w:tr>
+    </w:tbl>
+    <w:p>
+      <w:pPr>
+        <w:spacing w:before="200" w:after="200" w:line="360" w:lineRule="auto"/>
+        <w:ind w:left="720"/>
         <w:jc w:val="both"/>
       </w:pPr>
-      <w:r>
+    </w:p>
+    <w:p>
+      <w:pPr>
+        <w:pStyle w:val="Ttulo1"/>
+        <w:spacing w:before="200" w:after="200" w:line="360" w:lineRule="auto"/>
+        <w:jc w:val="both"/>
         <w:rPr>
-          <w:rFonts w:ascii="Arial" w:hAnsi="Arial" w:cs="Arial"/>
-          <w:color w:val="000000"/>
-          <w:sz w:val="22"/>
-          <w:szCs w:val="22"/>
+          <w:b/>
+          <w:bCs/>
+          <w:sz w:val="24"/>
+          <w:szCs w:val="24"/>
+          <w:u w:val="single"/>
         </w:rPr>
-        <w:t xml:space="preserve">Actualmente la gran problemática es que toda la información se organiza en planillas de </w:t>
-      </w:r>
-      <w:proofErr w:type="spellStart"/>
-      <w:r>
+      </w:pPr>
+      <w:bookmarkStart w:id="5" w:name="_25aikazdayo5" w:colFirst="0" w:colLast="0"/>
+      <w:bookmarkEnd w:id="5"/>
+    </w:p>
+    <w:p>
+      <w:pPr>
+        <w:pStyle w:val="Ttulo1"/>
+        <w:spacing w:before="200" w:after="200" w:line="360" w:lineRule="auto"/>
+        <w:jc w:val="both"/>
         <w:rPr>
-          <w:rFonts w:ascii="Arial" w:hAnsi="Arial" w:cs="Arial"/>
-          <w:color w:val="000000"/>
-          <w:sz w:val="22"/>
-          <w:szCs w:val="22"/>
+          <w:b/>
+          <w:bCs/>
+          <w:sz w:val="24"/>
+          <w:szCs w:val="24"/>
+          <w:u w:val="single"/>
         </w:rPr>
-        <w:t>excel</w:t>
-      </w:r>
-      <w:proofErr w:type="spellEnd"/>
-      <w:r>
+      </w:pPr>
+      <w:bookmarkStart w:id="6" w:name="_sn8nujc9ignc" w:colFirst="0" w:colLast="0"/>
+      <w:bookmarkEnd w:id="6"/>
+    </w:p>
+    <w:p>
+      <w:pPr>
+        <w:pStyle w:val="Ttulo1"/>
+        <w:spacing w:before="200" w:after="200" w:line="360" w:lineRule="auto"/>
+        <w:jc w:val="both"/>
         <w:rPr>
-          <w:rFonts w:ascii="Arial" w:hAnsi="Arial" w:cs="Arial"/>
-          <w:color w:val="000000"/>
-          <w:sz w:val="22"/>
-          <w:szCs w:val="22"/>
+          <w:b/>
+          <w:bCs/>
+          <w:sz w:val="24"/>
+          <w:szCs w:val="24"/>
+          <w:u w:val="single"/>
         </w:rPr>
-        <w:t xml:space="preserve"> o en papel lo que dificulta en algunos casos la organización, decisión, recordatorios. Dentro de estas planillas se registran datos como ubicación, precio, fecha de inicio y finalización, estado, temática principal (agregar temáticas), cronograma, datos de contacto del coordinador y observaciones personales. </w:t>
-      </w:r>
-    </w:p>
-    <w:p>
-      <w:pPr>
-        <w:pStyle w:val="NormalWeb"/>
-        <w:spacing w:before="200" w:beforeAutospacing="0" w:after="200" w:afterAutospacing="0"/>
+      </w:pPr>
+      <w:bookmarkStart w:id="7" w:name="_ckx4od44wb95" w:colFirst="0" w:colLast="0"/>
+      <w:bookmarkEnd w:id="7"/>
+    </w:p>
+    <w:p>
+      <w:pPr>
+        <w:pStyle w:val="Ttulo1"/>
+        <w:spacing w:before="200" w:after="200" w:line="360" w:lineRule="auto"/>
         <w:jc w:val="both"/>
-      </w:pPr>
-      <w:r>
         <w:rPr>
-          <w:rFonts w:ascii="Arial" w:hAnsi="Arial" w:cs="Arial"/>
-          <w:color w:val="000000"/>
-          <w:sz w:val="22"/>
-          <w:szCs w:val="22"/>
+          <w:b/>
+          <w:bCs/>
+          <w:sz w:val="24"/>
+          <w:szCs w:val="24"/>
+          <w:u w:val="single"/>
         </w:rPr>
-        <w:t xml:space="preserve">Por este motivo se necesita un software capaz de centralizar y organizar toda la información relacionada con el tema. </w:t>
-      </w:r>
-      <w:proofErr w:type="gramStart"/>
+      </w:pPr>
+      <w:bookmarkStart w:id="8" w:name="_2eh58qg51ezh" w:colFirst="0" w:colLast="0"/>
+      <w:bookmarkEnd w:id="8"/>
       <w:r>
         <w:rPr>
-          <w:rFonts w:ascii="Arial" w:hAnsi="Arial" w:cs="Arial"/>
-          <w:color w:val="000000"/>
-          <w:sz w:val="22"/>
-          <w:szCs w:val="22"/>
+          <w:b/>
+          <w:bCs/>
+          <w:sz w:val="24"/>
+          <w:szCs w:val="24"/>
+          <w:u w:val="single"/>
         </w:rPr>
-        <w:t>Además</w:t>
-      </w:r>
-      <w:proofErr w:type="gramEnd"/>
+        <w:t xml:space="preserve">Anexo </w:t>
+      </w:r>
+    </w:p>
+    <w:p>
       <w:r>
         <w:rPr>
-          <w:rFonts w:ascii="Arial" w:hAnsi="Arial" w:cs="Arial"/>
-          <w:color w:val="000000"/>
-          <w:sz w:val="22"/>
-          <w:szCs w:val="22"/>
+          <w:sz w:val="24"/>
+          <w:szCs w:val="24"/>
+          <w:u w:val="single"/>
         </w:rPr>
-        <w:t xml:space="preserve"> debe permitir registrar retiros, clasificarla según actividades, ubicación, estado (pagado, interesado, reservado realizado), rango de fecha, costo. </w:t>
-      </w:r>
-    </w:p>
-    <w:p>
-      <w:pPr>
-        <w:pStyle w:val="NormalWeb"/>
-        <w:spacing w:before="200" w:beforeAutospacing="0" w:after="200" w:afterAutospacing="0"/>
-        <w:jc w:val="both"/>
-      </w:pPr>
-      <w:r>
-        <w:rPr>
-          <w:rFonts w:ascii="Arial" w:hAnsi="Arial" w:cs="Arial"/>
-          <w:color w:val="000000"/>
-          <w:sz w:val="22"/>
-          <w:szCs w:val="22"/>
-        </w:rPr>
-        <w:t xml:space="preserve">Asimismo, el sistema deberá permitir planificar pagos asociados a los retiros, registrar acompañantes, almacenar comentarios sobre las experiencias vividas, realizar valoraciones personales y mantener un historial de los retiros realizados. También deberá facilitar la </w:t>
-      </w:r>
-      <w:r>
-        <w:rPr>
-          <w:rFonts w:ascii="Arial" w:hAnsi="Arial" w:cs="Arial"/>
-          <w:color w:val="000000"/>
-          <w:sz w:val="22"/>
-          <w:szCs w:val="22"/>
-        </w:rPr>
+        <w:t>-</w:t>
+      </w:r>
+      <w:hyperlink r:id="rId17">
+        <w:r>
+          <w:rPr>
+            <w:color w:val="1155CC"/>
+            <w:u w:val="single"/>
+          </w:rPr>
+          <w:t>https://modoconciencia.com/retiro/</w:t>
+        </w:r>
+      </w:hyperlink>
+    </w:p>
+    <w:p>
+      <w:r>
         <w:lastRenderedPageBreak/>
-        <w:t>búsqueda y aplicación de filtros para encontrar rápidamente la información deseada, compartir datos de un retiro con otros usuarios interesados y generar alertas cuando se acerquen las fechas de pago, reserva o inicio de un retiro. </w:t>
-      </w:r>
-    </w:p>
-    <w:p>
-      <w:pPr>
-        <w:rPr>
-          <w:lang w:val="es-ES"/>
-        </w:rPr>
-      </w:pPr>
-    </w:p>
+        <w:t>-</w:t>
+      </w:r>
+      <w:hyperlink r:id="rId18">
+        <w:r>
+          <w:rPr>
+            <w:color w:val="1155CC"/>
+            <w:u w:val="single"/>
+          </w:rPr>
+          <w:t>https://inspyria.com/es/retiros-argentina</w:t>
+        </w:r>
+      </w:hyperlink>
+    </w:p>
+    <w:p>
+      <w:r>
+        <w:t>-</w:t>
+      </w:r>
+      <w:hyperlink r:id="rId19">
+        <w:r>
+          <w:rPr>
+            <w:color w:val="1155CC"/>
+            <w:u w:val="single"/>
+          </w:rPr>
+          <w:t>https://hoteluritorco.com/landing-page/eventos-y-retiros-2/</w:t>
+        </w:r>
+      </w:hyperlink>
+    </w:p>
+    <w:p>
+      <w:r>
+        <w:t>-</w:t>
+      </w:r>
+      <w:hyperlink r:id="rId20">
+        <w:r>
+          <w:rPr>
+            <w:color w:val="1155CC"/>
+            <w:u w:val="single"/>
+          </w:rPr>
+          <w:t>https://www.laurelesholistico.ar/</w:t>
+        </w:r>
+      </w:hyperlink>
+    </w:p>
+    <w:p/>
     <w:sectPr>
-      <w:headerReference w:type="default" r:id="rId17"/>
-      <w:footerReference w:type="default" r:id="rId18"/>
+      <w:headerReference w:type="default" r:id="rId21"/>
+      <w:footerReference w:type="default" r:id="rId22"/>
       <w:pgSz w:w="11909" w:h="16834"/>
       <w:pgMar w:top="1440" w:right="1440" w:bottom="1440" w:left="1440" w:header="720" w:footer="720" w:gutter="0"/>
       <w:pgNumType w:start="1"/>
@@ -977,7 +1731,7 @@
 </file>
 
 <file path=word/endnotes.xml><?xml version="1.0" encoding="utf-8"?>
-<w:endnotes xmlns:wpc="http://schemas.microsoft.com/office/word/2010/wordprocessingCanvas" xmlns:cx="http://schemas.microsoft.com/office/drawing/2014/chartex" xmlns:cx1="http://schemas.microsoft.com/office/drawing/2015/9/8/chartex" xmlns:cx2="http://schemas.microsoft.com/office/drawing/2015/10/21/chartex" xmlns:cx3="http://schemas.microsoft.com/office/drawing/2016/5/9/chartex" xmlns:cx4="http://schemas.microsoft.com/office/drawing/2016/5/10/chartex" xmlns:cx5="http://schemas.microsoft.com/office/drawing/2016/5/11/chartex" xmlns:cx6="http://schemas.microsoft.com/office/drawing/2016/5/12/chartex" xmlns:cx7="http://schemas.microsoft.com/office/drawing/2016/5/13/chartex" xmlns:cx8="http://schemas.microsoft.com/office/drawing/2016/5/14/chartex" xmlns:mc="http://schemas.openxmlformats.org/markup-compatibility/2006" xmlns:aink="http://schemas.microsoft.com/office/drawing/2016/ink" xmlns:am3d="http://schemas.microsoft.com/office/drawing/2017/model3d" xmlns:o="urn:schemas-microsoft-com:office:office" xmlns:r="http://schemas.openxmlformats.org/officeDocument/2006/relationships" xmlns:m="http://schemas.openxmlformats.org/officeDocument/2006/math" xmlns:v="urn:schemas-microsoft-com:vml" xmlns:wp14="http://schemas.microsoft.com/office/word/2010/wordprocessingDrawing" xmlns:wp="http://schemas.openxmlformats.org/drawingml/2006/wordprocessingDrawing" xmlns:w10="urn:schemas-microsoft-com:office:word" xmlns:w="http://schemas.openxmlformats.org/wordprocessingml/2006/main" xmlns:w14="http://schemas.microsoft.com/office/word/2010/wordml" xmlns:w15="http://schemas.microsoft.com/office/word/2012/wordml" xmlns:w16cid="http://schemas.microsoft.com/office/word/2016/wordml/cid" xmlns:w16se="http://schemas.microsoft.com/office/word/2015/wordml/symex" xmlns:wpg="http://schemas.microsoft.com/office/word/2010/wordprocessingGroup" xmlns:wpi="http://schemas.microsoft.com/office/word/2010/wordprocessingInk" xmlns:wne="http://schemas.microsoft.com/office/word/2006/wordml" xmlns:wps="http://schemas.microsoft.com/office/word/2010/wordprocessingShape" mc:Ignorable="w14 w15 w16se w16cid wp14">
+<w:endnotes xmlns:wpc="http://schemas.microsoft.com/office/word/2010/wordprocessingCanvas" xmlns:cx="http://schemas.microsoft.com/office/drawing/2014/chartex" xmlns:cx1="http://schemas.microsoft.com/office/drawing/2015/9/8/chartex" xmlns:cx2="http://schemas.microsoft.com/office/drawing/2015/10/21/chartex" xmlns:cx3="http://schemas.microsoft.com/office/drawing/2016/5/9/chartex" xmlns:cx4="http://schemas.microsoft.com/office/drawing/2016/5/10/chartex" xmlns:cx5="http://schemas.microsoft.com/office/drawing/2016/5/11/chartex" xmlns:cx6="http://schemas.microsoft.com/office/drawing/2016/5/12/chartex" xmlns:cx7="http://schemas.microsoft.com/office/drawing/2016/5/13/chartex" xmlns:cx8="http://schemas.microsoft.com/office/drawing/2016/5/14/chartex" xmlns:mc="http://schemas.openxmlformats.org/markup-compatibility/2006" xmlns:aink="http://schemas.microsoft.com/office/drawing/2016/ink" xmlns:am3d="http://schemas.microsoft.com/office/drawing/2017/model3d" xmlns:o="urn:schemas-microsoft-com:office:office" xmlns:oel="http://schemas.microsoft.com/office/2019/extlst" xmlns:r="http://schemas.openxmlformats.org/officeDocument/2006/relationships" xmlns:m="http://schemas.openxmlformats.org/officeDocument/2006/math" xmlns:v="urn:schemas-microsoft-com:vml" xmlns:wp14="http://schemas.microsoft.com/office/word/2010/wordprocessingDrawing" xmlns:wp="http://schemas.openxmlformats.org/drawingml/2006/wordprocessingDrawing" xmlns:w10="urn:schemas-microsoft-com:office:word" xmlns:w="http://schemas.openxmlformats.org/wordprocessingml/2006/main" xmlns:w14="http://schemas.microsoft.com/office/word/2010/wordml" xmlns:w15="http://schemas.microsoft.com/office/word/2012/wordml" xmlns:w16cex="http://schemas.microsoft.com/office/word/2018/wordml/cex" xmlns:w16cid="http://schemas.microsoft.com/office/word/2016/wordml/cid" xmlns:w16="http://schemas.microsoft.com/office/word/2018/wordml" xmlns:w16du="http://schemas.microsoft.com/office/word/2023/wordml/word16du" xmlns:w16sdtdh="http://schemas.microsoft.com/office/word/2020/wordml/sdtdatahash" xmlns:w16sdtfl="http://schemas.microsoft.com/office/word/2024/wordml/sdtformatlock" xmlns:w16se="http://schemas.microsoft.com/office/word/2015/wordml/symex" xmlns:wpg="http://schemas.microsoft.com/office/word/2010/wordprocessingGroup" xmlns:wpi="http://schemas.microsoft.com/office/word/2010/wordprocessingInk" xmlns:wne="http://schemas.microsoft.com/office/word/2006/wordml" xmlns:wps="http://schemas.microsoft.com/office/word/2010/wordprocessingShape" mc:Ignorable="w14 w15 w16se w16cid w16 w16cex w16sdtdh w16sdtfl w16du wp14">
   <w:endnote w:type="separator" w:id="-1">
     <w:p>
       <w:pPr>
@@ -1002,13 +1756,13 @@
 </file>
 
 <file path=word/footer1.xml><?xml version="1.0" encoding="utf-8"?>
-<w:ftr xmlns:wpc="http://schemas.microsoft.com/office/word/2010/wordprocessingCanvas" xmlns:cx="http://schemas.microsoft.com/office/drawing/2014/chartex" xmlns:cx1="http://schemas.microsoft.com/office/drawing/2015/9/8/chartex" xmlns:cx2="http://schemas.microsoft.com/office/drawing/2015/10/21/chartex" xmlns:cx3="http://schemas.microsoft.com/office/drawing/2016/5/9/chartex" xmlns:cx4="http://schemas.microsoft.com/office/drawing/2016/5/10/chartex" xmlns:cx5="http://schemas.microsoft.com/office/drawing/2016/5/11/chartex" xmlns:cx6="http://schemas.microsoft.com/office/drawing/2016/5/12/chartex" xmlns:cx7="http://schemas.microsoft.com/office/drawing/2016/5/13/chartex" xmlns:cx8="http://schemas.microsoft.com/office/drawing/2016/5/14/chartex" xmlns:mc="http://schemas.openxmlformats.org/markup-compatibility/2006" xmlns:aink="http://schemas.microsoft.com/office/drawing/2016/ink" xmlns:am3d="http://schemas.microsoft.com/office/drawing/2017/model3d" xmlns:o="urn:schemas-microsoft-com:office:office" xmlns:r="http://schemas.openxmlformats.org/officeDocument/2006/relationships" xmlns:m="http://schemas.openxmlformats.org/officeDocument/2006/math" xmlns:v="urn:schemas-microsoft-com:vml" xmlns:wp14="http://schemas.microsoft.com/office/word/2010/wordprocessingDrawing" xmlns:wp="http://schemas.openxmlformats.org/drawingml/2006/wordprocessingDrawing" xmlns:w10="urn:schemas-microsoft-com:office:word" xmlns:w="http://schemas.openxmlformats.org/wordprocessingml/2006/main" xmlns:w14="http://schemas.microsoft.com/office/word/2010/wordml" xmlns:w15="http://schemas.microsoft.com/office/word/2012/wordml" xmlns:w16cid="http://schemas.microsoft.com/office/word/2016/wordml/cid" xmlns:w16se="http://schemas.microsoft.com/office/word/2015/wordml/symex" xmlns:wpg="http://schemas.microsoft.com/office/word/2010/wordprocessingGroup" xmlns:wpi="http://schemas.microsoft.com/office/word/2010/wordprocessingInk" xmlns:wne="http://schemas.microsoft.com/office/word/2006/wordml" xmlns:wps="http://schemas.microsoft.com/office/word/2010/wordprocessingShape" mc:Ignorable="w14 w15 w16se w16cid wp14">
+<w:ftr xmlns:wpc="http://schemas.microsoft.com/office/word/2010/wordprocessingCanvas" xmlns:cx="http://schemas.microsoft.com/office/drawing/2014/chartex" xmlns:cx1="http://schemas.microsoft.com/office/drawing/2015/9/8/chartex" xmlns:cx2="http://schemas.microsoft.com/office/drawing/2015/10/21/chartex" xmlns:cx3="http://schemas.microsoft.com/office/drawing/2016/5/9/chartex" xmlns:cx4="http://schemas.microsoft.com/office/drawing/2016/5/10/chartex" xmlns:cx5="http://schemas.microsoft.com/office/drawing/2016/5/11/chartex" xmlns:cx6="http://schemas.microsoft.com/office/drawing/2016/5/12/chartex" xmlns:cx7="http://schemas.microsoft.com/office/drawing/2016/5/13/chartex" xmlns:cx8="http://schemas.microsoft.com/office/drawing/2016/5/14/chartex" xmlns:mc="http://schemas.openxmlformats.org/markup-compatibility/2006" xmlns:aink="http://schemas.microsoft.com/office/drawing/2016/ink" xmlns:am3d="http://schemas.microsoft.com/office/drawing/2017/model3d" xmlns:o="urn:schemas-microsoft-com:office:office" xmlns:oel="http://schemas.microsoft.com/office/2019/extlst" xmlns:r="http://schemas.openxmlformats.org/officeDocument/2006/relationships" xmlns:m="http://schemas.openxmlformats.org/officeDocument/2006/math" xmlns:v="urn:schemas-microsoft-com:vml" xmlns:wp14="http://schemas.microsoft.com/office/word/2010/wordprocessingDrawing" xmlns:wp="http://schemas.openxmlformats.org/drawingml/2006/wordprocessingDrawing" xmlns:w10="urn:schemas-microsoft-com:office:word" xmlns:w="http://schemas.openxmlformats.org/wordprocessingml/2006/main" xmlns:w14="http://schemas.microsoft.com/office/word/2010/wordml" xmlns:w15="http://schemas.microsoft.com/office/word/2012/wordml" xmlns:w16cex="http://schemas.microsoft.com/office/word/2018/wordml/cex" xmlns:w16cid="http://schemas.microsoft.com/office/word/2016/wordml/cid" xmlns:w16="http://schemas.microsoft.com/office/word/2018/wordml" xmlns:w16du="http://schemas.microsoft.com/office/word/2023/wordml/word16du" xmlns:w16sdtdh="http://schemas.microsoft.com/office/word/2020/wordml/sdtdatahash" xmlns:w16sdtfl="http://schemas.microsoft.com/office/word/2024/wordml/sdtformatlock" xmlns:w16se="http://schemas.microsoft.com/office/word/2015/wordml/symex" xmlns:wpg="http://schemas.microsoft.com/office/word/2010/wordprocessingGroup" xmlns:wpi="http://schemas.microsoft.com/office/word/2010/wordprocessingInk" xmlns:wne="http://schemas.microsoft.com/office/word/2006/wordml" xmlns:wps="http://schemas.microsoft.com/office/word/2010/wordprocessingShape" mc:Ignorable="w14 w15 w16se w16cid w16 w16cex w16sdtdh w16sdtfl w16du wp14">
   <w:p/>
 </w:ftr>
 </file>
 
 <file path=word/footnotes.xml><?xml version="1.0" encoding="utf-8"?>
-<w:footnotes xmlns:wpc="http://schemas.microsoft.com/office/word/2010/wordprocessingCanvas" xmlns:cx="http://schemas.microsoft.com/office/drawing/2014/chartex" xmlns:cx1="http://schemas.microsoft.com/office/drawing/2015/9/8/chartex" xmlns:cx2="http://schemas.microsoft.com/office/drawing/2015/10/21/chartex" xmlns:cx3="http://schemas.microsoft.com/office/drawing/2016/5/9/chartex" xmlns:cx4="http://schemas.microsoft.com/office/drawing/2016/5/10/chartex" xmlns:cx5="http://schemas.microsoft.com/office/drawing/2016/5/11/chartex" xmlns:cx6="http://schemas.microsoft.com/office/drawing/2016/5/12/chartex" xmlns:cx7="http://schemas.microsoft.com/office/drawing/2016/5/13/chartex" xmlns:cx8="http://schemas.microsoft.com/office/drawing/2016/5/14/chartex" xmlns:mc="http://schemas.openxmlformats.org/markup-compatibility/2006" xmlns:aink="http://schemas.microsoft.com/office/drawing/2016/ink" xmlns:am3d="http://schemas.microsoft.com/office/drawing/2017/model3d" xmlns:o="urn:schemas-microsoft-com:office:office" xmlns:r="http://schemas.openxmlformats.org/officeDocument/2006/relationships" xmlns:m="http://schemas.openxmlformats.org/officeDocument/2006/math" xmlns:v="urn:schemas-microsoft-com:vml" xmlns:wp14="http://schemas.microsoft.com/office/word/2010/wordprocessingDrawing" xmlns:wp="http://schemas.openxmlformats.org/drawingml/2006/wordprocessingDrawing" xmlns:w10="urn:schemas-microsoft-com:office:word" xmlns:w="http://schemas.openxmlformats.org/wordprocessingml/2006/main" xmlns:w14="http://schemas.microsoft.com/office/word/2010/wordml" xmlns:w15="http://schemas.microsoft.com/office/word/2012/wordml" xmlns:w16cid="http://schemas.microsoft.com/office/word/2016/wordml/cid" xmlns:w16se="http://schemas.microsoft.com/office/word/2015/wordml/symex" xmlns:wpg="http://schemas.microsoft.com/office/word/2010/wordprocessingGroup" xmlns:wpi="http://schemas.microsoft.com/office/word/2010/wordprocessingInk" xmlns:wne="http://schemas.microsoft.com/office/word/2006/wordml" xmlns:wps="http://schemas.microsoft.com/office/word/2010/wordprocessingShape" mc:Ignorable="w14 w15 w16se w16cid wp14">
+<w:footnotes xmlns:wpc="http://schemas.microsoft.com/office/word/2010/wordprocessingCanvas" xmlns:cx="http://schemas.microsoft.com/office/drawing/2014/chartex" xmlns:cx1="http://schemas.microsoft.com/office/drawing/2015/9/8/chartex" xmlns:cx2="http://schemas.microsoft.com/office/drawing/2015/10/21/chartex" xmlns:cx3="http://schemas.microsoft.com/office/drawing/2016/5/9/chartex" xmlns:cx4="http://schemas.microsoft.com/office/drawing/2016/5/10/chartex" xmlns:cx5="http://schemas.microsoft.com/office/drawing/2016/5/11/chartex" xmlns:cx6="http://schemas.microsoft.com/office/drawing/2016/5/12/chartex" xmlns:cx7="http://schemas.microsoft.com/office/drawing/2016/5/13/chartex" xmlns:cx8="http://schemas.microsoft.com/office/drawing/2016/5/14/chartex" xmlns:mc="http://schemas.openxmlformats.org/markup-compatibility/2006" xmlns:aink="http://schemas.microsoft.com/office/drawing/2016/ink" xmlns:am3d="http://schemas.microsoft.com/office/drawing/2017/model3d" xmlns:o="urn:schemas-microsoft-com:office:office" xmlns:oel="http://schemas.microsoft.com/office/2019/extlst" xmlns:r="http://schemas.openxmlformats.org/officeDocument/2006/relationships" xmlns:m="http://schemas.openxmlformats.org/officeDocument/2006/math" xmlns:v="urn:schemas-microsoft-com:vml" xmlns:wp14="http://schemas.microsoft.com/office/word/2010/wordprocessingDrawing" xmlns:wp="http://schemas.openxmlformats.org/drawingml/2006/wordprocessingDrawing" xmlns:w10="urn:schemas-microsoft-com:office:word" xmlns:w="http://schemas.openxmlformats.org/wordprocessingml/2006/main" xmlns:w14="http://schemas.microsoft.com/office/word/2010/wordml" xmlns:w15="http://schemas.microsoft.com/office/word/2012/wordml" xmlns:w16cex="http://schemas.microsoft.com/office/word/2018/wordml/cex" xmlns:w16cid="http://schemas.microsoft.com/office/word/2016/wordml/cid" xmlns:w16="http://schemas.microsoft.com/office/word/2018/wordml" xmlns:w16du="http://schemas.microsoft.com/office/word/2023/wordml/word16du" xmlns:w16sdtdh="http://schemas.microsoft.com/office/word/2020/wordml/sdtdatahash" xmlns:w16sdtfl="http://schemas.microsoft.com/office/word/2024/wordml/sdtformatlock" xmlns:w16se="http://schemas.microsoft.com/office/word/2015/wordml/symex" xmlns:wpg="http://schemas.microsoft.com/office/word/2010/wordprocessingGroup" xmlns:wpi="http://schemas.microsoft.com/office/word/2010/wordprocessingInk" xmlns:wne="http://schemas.microsoft.com/office/word/2006/wordml" xmlns:wps="http://schemas.microsoft.com/office/word/2010/wordprocessingShape" mc:Ignorable="w14 w15 w16se w16cid w16 w16cex w16sdtdh w16sdtfl w16du wp14">
   <w:footnote w:type="separator" w:id="-1">
     <w:p>
       <w:pPr>
@@ -1033,24 +1787,24 @@
 </file>
 
 <file path=word/header1.xml><?xml version="1.0" encoding="utf-8"?>
-<w:hdr xmlns:wpc="http://schemas.microsoft.com/office/word/2010/wordprocessingCanvas" xmlns:cx="http://schemas.microsoft.com/office/drawing/2014/chartex" xmlns:cx1="http://schemas.microsoft.com/office/drawing/2015/9/8/chartex" xmlns:cx2="http://schemas.microsoft.com/office/drawing/2015/10/21/chartex" xmlns:cx3="http://schemas.microsoft.com/office/drawing/2016/5/9/chartex" xmlns:cx4="http://schemas.microsoft.com/office/drawing/2016/5/10/chartex" xmlns:cx5="http://schemas.microsoft.com/office/drawing/2016/5/11/chartex" xmlns:cx6="http://schemas.microsoft.com/office/drawing/2016/5/12/chartex" xmlns:cx7="http://schemas.microsoft.com/office/drawing/2016/5/13/chartex" xmlns:cx8="http://schemas.microsoft.com/office/drawing/2016/5/14/chartex" xmlns:mc="http://schemas.openxmlformats.org/markup-compatibility/2006" xmlns:aink="http://schemas.microsoft.com/office/drawing/2016/ink" xmlns:am3d="http://schemas.microsoft.com/office/drawing/2017/model3d" xmlns:o="urn:schemas-microsoft-com:office:office" xmlns:r="http://schemas.openxmlformats.org/officeDocument/2006/relationships" xmlns:m="http://schemas.openxmlformats.org/officeDocument/2006/math" xmlns:v="urn:schemas-microsoft-com:vml" xmlns:wp14="http://schemas.microsoft.com/office/word/2010/wordprocessingDrawing" xmlns:wp="http://schemas.openxmlformats.org/drawingml/2006/wordprocessingDrawing" xmlns:w10="urn:schemas-microsoft-com:office:word" xmlns:w="http://schemas.openxmlformats.org/wordprocessingml/2006/main" xmlns:w14="http://schemas.microsoft.com/office/word/2010/wordml" xmlns:w15="http://schemas.microsoft.com/office/word/2012/wordml" xmlns:w16cid="http://schemas.microsoft.com/office/word/2016/wordml/cid" xmlns:w16se="http://schemas.microsoft.com/office/word/2015/wordml/symex" xmlns:wpg="http://schemas.microsoft.com/office/word/2010/wordprocessingGroup" xmlns:wpi="http://schemas.microsoft.com/office/word/2010/wordprocessingInk" xmlns:wne="http://schemas.microsoft.com/office/word/2006/wordml" xmlns:wps="http://schemas.microsoft.com/office/word/2010/wordprocessingShape" mc:Ignorable="w14 w15 w16se w16cid wp14">
+<w:hdr xmlns:wpc="http://schemas.microsoft.com/office/word/2010/wordprocessingCanvas" xmlns:cx="http://schemas.microsoft.com/office/drawing/2014/chartex" xmlns:cx1="http://schemas.microsoft.com/office/drawing/2015/9/8/chartex" xmlns:cx2="http://schemas.microsoft.com/office/drawing/2015/10/21/chartex" xmlns:cx3="http://schemas.microsoft.com/office/drawing/2016/5/9/chartex" xmlns:cx4="http://schemas.microsoft.com/office/drawing/2016/5/10/chartex" xmlns:cx5="http://schemas.microsoft.com/office/drawing/2016/5/11/chartex" xmlns:cx6="http://schemas.microsoft.com/office/drawing/2016/5/12/chartex" xmlns:cx7="http://schemas.microsoft.com/office/drawing/2016/5/13/chartex" xmlns:cx8="http://schemas.microsoft.com/office/drawing/2016/5/14/chartex" xmlns:mc="http://schemas.openxmlformats.org/markup-compatibility/2006" xmlns:aink="http://schemas.microsoft.com/office/drawing/2016/ink" xmlns:am3d="http://schemas.microsoft.com/office/drawing/2017/model3d" xmlns:o="urn:schemas-microsoft-com:office:office" xmlns:oel="http://schemas.microsoft.com/office/2019/extlst" xmlns:r="http://schemas.openxmlformats.org/officeDocument/2006/relationships" xmlns:m="http://schemas.openxmlformats.org/officeDocument/2006/math" xmlns:v="urn:schemas-microsoft-com:vml" xmlns:wp14="http://schemas.microsoft.com/office/word/2010/wordprocessingDrawing" xmlns:wp="http://schemas.openxmlformats.org/drawingml/2006/wordprocessingDrawing" xmlns:w10="urn:schemas-microsoft-com:office:word" xmlns:w="http://schemas.openxmlformats.org/wordprocessingml/2006/main" xmlns:w14="http://schemas.microsoft.com/office/word/2010/wordml" xmlns:w15="http://schemas.microsoft.com/office/word/2012/wordml" xmlns:w16cex="http://schemas.microsoft.com/office/word/2018/wordml/cex" xmlns:w16cid="http://schemas.microsoft.com/office/word/2016/wordml/cid" xmlns:w16="http://schemas.microsoft.com/office/word/2018/wordml" xmlns:w16du="http://schemas.microsoft.com/office/word/2023/wordml/word16du" xmlns:w16sdtdh="http://schemas.microsoft.com/office/word/2020/wordml/sdtdatahash" xmlns:w16sdtfl="http://schemas.microsoft.com/office/word/2024/wordml/sdtformatlock" xmlns:w16se="http://schemas.microsoft.com/office/word/2015/wordml/symex" xmlns:wpg="http://schemas.microsoft.com/office/word/2010/wordprocessingGroup" xmlns:wpi="http://schemas.microsoft.com/office/word/2010/wordprocessingInk" xmlns:wne="http://schemas.microsoft.com/office/word/2006/wordml" xmlns:wps="http://schemas.microsoft.com/office/word/2010/wordprocessingShape" mc:Ignorable="w14 w15 w16se w16cid w16 w16cex w16sdtdh w16sdtfl w16du wp14">
   <w:p/>
 </w:hdr>
 </file>
 
 <file path=word/numbering.xml><?xml version="1.0" encoding="utf-8"?>
-<w:numbering xmlns:wpc="http://schemas.microsoft.com/office/word/2010/wordprocessingCanvas" xmlns:cx="http://schemas.microsoft.com/office/drawing/2014/chartex" xmlns:cx1="http://schemas.microsoft.com/office/drawing/2015/9/8/chartex" xmlns:cx2="http://schemas.microsoft.com/office/drawing/2015/10/21/chartex" xmlns:cx3="http://schemas.microsoft.com/office/drawing/2016/5/9/chartex" xmlns:cx4="http://schemas.microsoft.com/office/drawing/2016/5/10/chartex" xmlns:cx5="http://schemas.microsoft.com/office/drawing/2016/5/11/chartex" xmlns:cx6="http://schemas.microsoft.com/office/drawing/2016/5/12/chartex" xmlns:cx7="http://schemas.microsoft.com/office/drawing/2016/5/13/chartex" xmlns:cx8="http://schemas.microsoft.com/office/drawing/2016/5/14/chartex" xmlns:mc="http://schemas.openxmlformats.org/markup-compatibility/2006" xmlns:aink="http://schemas.microsoft.com/office/drawing/2016/ink" xmlns:am3d="http://schemas.microsoft.com/office/drawing/2017/model3d" xmlns:o="urn:schemas-microsoft-com:office:office" xmlns:r="http://schemas.openxmlformats.org/officeDocument/2006/relationships" xmlns:m="http://schemas.openxmlformats.org/officeDocument/2006/math" xmlns:v="urn:schemas-microsoft-com:vml" xmlns:wp14="http://schemas.microsoft.com/office/word/2010/wordprocessingDrawing" xmlns:wp="http://schemas.openxmlformats.org/drawingml/2006/wordprocessingDrawing" xmlns:w10="urn:schemas-microsoft-com:office:word" xmlns:w="http://schemas.openxmlformats.org/wordprocessingml/2006/main" xmlns:w14="http://schemas.microsoft.com/office/word/2010/wordml" xmlns:w15="http://schemas.microsoft.com/office/word/2012/wordml" xmlns:w16cid="http://schemas.microsoft.com/office/word/2016/wordml/cid" xmlns:w16se="http://schemas.microsoft.com/office/word/2015/wordml/symex" xmlns:wpg="http://schemas.microsoft.com/office/word/2010/wordprocessingGroup" xmlns:wpi="http://schemas.microsoft.com/office/word/2010/wordprocessingInk" xmlns:wne="http://schemas.microsoft.com/office/word/2006/wordml" xmlns:wps="http://schemas.microsoft.com/office/word/2010/wordprocessingShape" mc:Ignorable="w14 w15 w16se w16cid wp14">
+<w:numbering xmlns:wpc="http://schemas.microsoft.com/office/word/2010/wordprocessingCanvas" xmlns:cx="http://schemas.microsoft.com/office/drawing/2014/chartex" xmlns:cx1="http://schemas.microsoft.com/office/drawing/2015/9/8/chartex" xmlns:cx2="http://schemas.microsoft.com/office/drawing/2015/10/21/chartex" xmlns:cx3="http://schemas.microsoft.com/office/drawing/2016/5/9/chartex" xmlns:cx4="http://schemas.microsoft.com/office/drawing/2016/5/10/chartex" xmlns:cx5="http://schemas.microsoft.com/office/drawing/2016/5/11/chartex" xmlns:cx6="http://schemas.microsoft.com/office/drawing/2016/5/12/chartex" xmlns:cx7="http://schemas.microsoft.com/office/drawing/2016/5/13/chartex" xmlns:cx8="http://schemas.microsoft.com/office/drawing/2016/5/14/chartex" xmlns:mc="http://schemas.openxmlformats.org/markup-compatibility/2006" xmlns:aink="http://schemas.microsoft.com/office/drawing/2016/ink" xmlns:am3d="http://schemas.microsoft.com/office/drawing/2017/model3d" xmlns:o="urn:schemas-microsoft-com:office:office" xmlns:oel="http://schemas.microsoft.com/office/2019/extlst" xmlns:r="http://schemas.openxmlformats.org/officeDocument/2006/relationships" xmlns:m="http://schemas.openxmlformats.org/officeDocument/2006/math" xmlns:v="urn:schemas-microsoft-com:vml" xmlns:wp14="http://schemas.microsoft.com/office/word/2010/wordprocessingDrawing" xmlns:wp="http://schemas.openxmlformats.org/drawingml/2006/wordprocessingDrawing" xmlns:w10="urn:schemas-microsoft-com:office:word" xmlns:w="http://schemas.openxmlformats.org/wordprocessingml/2006/main" xmlns:w14="http://schemas.microsoft.com/office/word/2010/wordml" xmlns:w15="http://schemas.microsoft.com/office/word/2012/wordml" xmlns:w16cex="http://schemas.microsoft.com/office/word/2018/wordml/cex" xmlns:w16cid="http://schemas.microsoft.com/office/word/2016/wordml/cid" xmlns:w16="http://schemas.microsoft.com/office/word/2018/wordml" xmlns:w16du="http://schemas.microsoft.com/office/word/2023/wordml/word16du" xmlns:w16sdtdh="http://schemas.microsoft.com/office/word/2020/wordml/sdtdatahash" xmlns:w16sdtfl="http://schemas.microsoft.com/office/word/2024/wordml/sdtformatlock" xmlns:w16se="http://schemas.microsoft.com/office/word/2015/wordml/symex" xmlns:wpg="http://schemas.microsoft.com/office/word/2010/wordprocessingGroup" xmlns:wpi="http://schemas.microsoft.com/office/word/2010/wordprocessingInk" xmlns:wne="http://schemas.microsoft.com/office/word/2006/wordml" xmlns:wps="http://schemas.microsoft.com/office/word/2010/wordprocessingShape" mc:Ignorable="w14 w15 w16se w16cid w16 w16cex w16sdtdh w16sdtfl w16du wp14">
   <w:abstractNum w:abstractNumId="0" w15:restartNumberingAfterBreak="0">
-    <w:nsid w:val="045D123A"/>
+    <w:nsid w:val="064B0E1C"/>
     <w:multiLevelType w:val="multilevel"/>
-    <w:tmpl w:val="CE3ECA3E"/>
+    <w:tmpl w:val="62FE40D2"/>
     <w:lvl w:ilvl="0">
       <w:start w:val="1"/>
       <w:numFmt w:val="bullet"/>
       <w:lvlText w:val="●"/>
       <w:lvlJc w:val="left"/>
       <w:pPr>
-        <w:ind w:left="1440" w:hanging="360"/>
+        <w:ind w:left="720" w:hanging="360"/>
       </w:pPr>
       <w:rPr>
         <w:u w:val="none"/>
@@ -1062,7 +1816,7 @@
       <w:lvlText w:val="○"/>
       <w:lvlJc w:val="left"/>
       <w:pPr>
-        <w:ind w:left="2160" w:hanging="360"/>
+        <w:ind w:left="1440" w:hanging="360"/>
       </w:pPr>
       <w:rPr>
         <w:u w:val="none"/>
@@ -1074,7 +1828,7 @@
       <w:lvlText w:val="■"/>
       <w:lvlJc w:val="left"/>
       <w:pPr>
-        <w:ind w:left="2880" w:hanging="360"/>
+        <w:ind w:left="2160" w:hanging="360"/>
       </w:pPr>
       <w:rPr>
         <w:u w:val="none"/>
@@ -1086,7 +1840,7 @@
       <w:lvlText w:val="●"/>
       <w:lvlJc w:val="left"/>
       <w:pPr>
-        <w:ind w:left="3600" w:hanging="360"/>
+        <w:ind w:left="2880" w:hanging="360"/>
       </w:pPr>
       <w:rPr>
         <w:u w:val="none"/>
@@ -1098,7 +1852,7 @@
       <w:lvlText w:val="○"/>
       <w:lvlJc w:val="left"/>
       <w:pPr>
-        <w:ind w:left="4320" w:hanging="360"/>
+        <w:ind w:left="3600" w:hanging="360"/>
       </w:pPr>
       <w:rPr>
         <w:u w:val="none"/>
@@ -1110,7 +1864,7 @@
       <w:lvlText w:val="■"/>
       <w:lvlJc w:val="left"/>
       <w:pPr>
-        <w:ind w:left="5040" w:hanging="360"/>
+        <w:ind w:left="4320" w:hanging="360"/>
       </w:pPr>
       <w:rPr>
         <w:u w:val="none"/>
@@ -1122,7 +1876,7 @@
       <w:lvlText w:val="●"/>
       <w:lvlJc w:val="left"/>
       <w:pPr>
-        <w:ind w:left="5760" w:hanging="360"/>
+        <w:ind w:left="5040" w:hanging="360"/>
       </w:pPr>
       <w:rPr>
         <w:u w:val="none"/>
@@ -1134,7 +1888,7 @@
       <w:lvlText w:val="○"/>
       <w:lvlJc w:val="left"/>
       <w:pPr>
-        <w:ind w:left="6480" w:hanging="360"/>
+        <w:ind w:left="5760" w:hanging="360"/>
       </w:pPr>
       <w:rPr>
         <w:u w:val="none"/>
@@ -1146,7 +1900,7 @@
       <w:lvlText w:val="■"/>
       <w:lvlJc w:val="left"/>
       <w:pPr>
-        <w:ind w:left="7200" w:hanging="360"/>
+        <w:ind w:left="6480" w:hanging="360"/>
       </w:pPr>
       <w:rPr>
         <w:u w:val="none"/>
@@ -1154,9 +1908,9 @@
     </w:lvl>
   </w:abstractNum>
   <w:abstractNum w:abstractNumId="1" w15:restartNumberingAfterBreak="0">
-    <w:nsid w:val="25336041"/>
+    <w:nsid w:val="51445D00"/>
     <w:multiLevelType w:val="multilevel"/>
-    <w:tmpl w:val="BE045170"/>
+    <w:tmpl w:val="1BB443C0"/>
     <w:lvl w:ilvl="0">
       <w:start w:val="1"/>
       <w:numFmt w:val="decimal"/>
@@ -1267,16 +2021,16 @@
     </w:lvl>
   </w:abstractNum>
   <w:abstractNum w:abstractNumId="2" w15:restartNumberingAfterBreak="0">
-    <w:nsid w:val="296D72DE"/>
+    <w:nsid w:val="68A66832"/>
     <w:multiLevelType w:val="multilevel"/>
-    <w:tmpl w:val="83F6E37A"/>
+    <w:tmpl w:val="0C4E660A"/>
     <w:lvl w:ilvl="0">
       <w:start w:val="1"/>
       <w:numFmt w:val="bullet"/>
       <w:lvlText w:val="●"/>
       <w:lvlJc w:val="left"/>
       <w:pPr>
-        <w:ind w:left="720" w:hanging="360"/>
+        <w:ind w:left="1440" w:hanging="360"/>
       </w:pPr>
       <w:rPr>
         <w:u w:val="none"/>
@@ -1288,7 +2042,7 @@
       <w:lvlText w:val="○"/>
       <w:lvlJc w:val="left"/>
       <w:pPr>
-        <w:ind w:left="1440" w:hanging="360"/>
+        <w:ind w:left="2160" w:hanging="360"/>
       </w:pPr>
       <w:rPr>
         <w:u w:val="none"/>
@@ -1300,7 +2054,7 @@
       <w:lvlText w:val="■"/>
       <w:lvlJc w:val="left"/>
       <w:pPr>
-        <w:ind w:left="2160" w:hanging="360"/>
+        <w:ind w:left="2880" w:hanging="360"/>
       </w:pPr>
       <w:rPr>
         <w:u w:val="none"/>
@@ -1312,7 +2066,7 @@
       <w:lvlText w:val="●"/>
       <w:lvlJc w:val="left"/>
       <w:pPr>
-        <w:ind w:left="2880" w:hanging="360"/>
+        <w:ind w:left="3600" w:hanging="360"/>
       </w:pPr>
       <w:rPr>
         <w:u w:val="none"/>
@@ -1324,7 +2078,7 @@
       <w:lvlText w:val="○"/>
       <w:lvlJc w:val="left"/>
       <w:pPr>
-        <w:ind w:left="3600" w:hanging="360"/>
+        <w:ind w:left="4320" w:hanging="360"/>
       </w:pPr>
       <w:rPr>
         <w:u w:val="none"/>
@@ -1336,7 +2090,7 @@
       <w:lvlText w:val="■"/>
       <w:lvlJc w:val="left"/>
       <w:pPr>
-        <w:ind w:left="4320" w:hanging="360"/>
+        <w:ind w:left="5040" w:hanging="360"/>
       </w:pPr>
       <w:rPr>
         <w:u w:val="none"/>
@@ -1348,7 +2102,7 @@
       <w:lvlText w:val="●"/>
       <w:lvlJc w:val="left"/>
       <w:pPr>
-        <w:ind w:left="5040" w:hanging="360"/>
+        <w:ind w:left="5760" w:hanging="360"/>
       </w:pPr>
       <w:rPr>
         <w:u w:val="none"/>
@@ -1360,7 +2114,7 @@
       <w:lvlText w:val="○"/>
       <w:lvlJc w:val="left"/>
       <w:pPr>
-        <w:ind w:left="5760" w:hanging="360"/>
+        <w:ind w:left="6480" w:hanging="360"/>
       </w:pPr>
       <w:rPr>
         <w:u w:val="none"/>
@@ -1372,34 +2126,34 @@
       <w:lvlText w:val="■"/>
       <w:lvlJc w:val="left"/>
       <w:pPr>
-        <w:ind w:left="6480" w:hanging="360"/>
+        <w:ind w:left="7200" w:hanging="360"/>
       </w:pPr>
       <w:rPr>
         <w:u w:val="none"/>
       </w:rPr>
     </w:lvl>
   </w:abstractNum>
-  <w:num w:numId="1">
+  <w:num w:numId="1" w16cid:durableId="1717192440">
+    <w:abstractNumId w:val="0"/>
+  </w:num>
+  <w:num w:numId="2" w16cid:durableId="2039813465">
     <w:abstractNumId w:val="2"/>
   </w:num>
-  <w:num w:numId="2">
-    <w:abstractNumId w:val="0"/>
-  </w:num>
-  <w:num w:numId="3">
+  <w:num w:numId="3" w16cid:durableId="1535381104">
     <w:abstractNumId w:val="1"/>
   </w:num>
 </w:numbering>
 </file>
 
 <file path=word/styles.xml><?xml version="1.0" encoding="utf-8"?>
-<w:styles xmlns:mc="http://schemas.openxmlformats.org/markup-compatibility/2006" xmlns:r="http://schemas.openxmlformats.org/officeDocument/2006/relationships" xmlns:w="http://schemas.openxmlformats.org/wordprocessingml/2006/main" xmlns:w14="http://schemas.microsoft.com/office/word/2010/wordml" xmlns:w15="http://schemas.microsoft.com/office/word/2012/wordml" xmlns:w16cid="http://schemas.microsoft.com/office/word/2016/wordml/cid" xmlns:w16se="http://schemas.microsoft.com/office/word/2015/wordml/symex" mc:Ignorable="w14 w15 w16se w16cid">
+<w:styles xmlns:mc="http://schemas.openxmlformats.org/markup-compatibility/2006" xmlns:r="http://schemas.openxmlformats.org/officeDocument/2006/relationships" xmlns:w="http://schemas.openxmlformats.org/wordprocessingml/2006/main" xmlns:w14="http://schemas.microsoft.com/office/word/2010/wordml" xmlns:w15="http://schemas.microsoft.com/office/word/2012/wordml" xmlns:w16cex="http://schemas.microsoft.com/office/word/2018/wordml/cex" xmlns:w16cid="http://schemas.microsoft.com/office/word/2016/wordml/cid" xmlns:w16="http://schemas.microsoft.com/office/word/2018/wordml" xmlns:w16du="http://schemas.microsoft.com/office/word/2023/wordml/word16du" xmlns:w16sdtdh="http://schemas.microsoft.com/office/word/2020/wordml/sdtdatahash" xmlns:w16sdtfl="http://schemas.microsoft.com/office/word/2024/wordml/sdtformatlock" xmlns:w16se="http://schemas.microsoft.com/office/word/2015/wordml/symex" mc:Ignorable="w14 w15 w16se w16cid w16 w16cex w16sdtdh w16sdtfl w16du">
   <w:docDefaults>
     <w:rPrDefault>
       <w:rPr>
         <w:rFonts w:ascii="Arial" w:eastAsia="Arial" w:hAnsi="Arial" w:cs="Arial"/>
         <w:sz w:val="22"/>
         <w:szCs w:val="22"/>
-        <w:lang w:val="es" w:eastAsia="es-ES" w:bidi="ar-SA"/>
+        <w:lang w:val="es" w:eastAsia="es-AR" w:bidi="ar-SA"/>
       </w:rPr>
     </w:rPrDefault>
     <w:pPrDefault>
@@ -1408,7 +2162,7 @@
       </w:pPr>
     </w:pPrDefault>
   </w:docDefaults>
-  <w:latentStyles w:defLockedState="0" w:defUIPriority="99" w:defSemiHidden="0" w:defUnhideWhenUsed="0" w:defQFormat="0" w:count="375">
+  <w:latentStyles w:defLockedState="0" w:defUIPriority="99" w:defSemiHidden="0" w:defUnhideWhenUsed="0" w:defQFormat="0" w:count="376">
     <w:lsdException w:name="Normal" w:uiPriority="0" w:qFormat="1"/>
     <w:lsdException w:name="heading 1" w:uiPriority="9" w:qFormat="1"/>
     <w:lsdException w:name="heading 2" w:semiHidden="1" w:uiPriority="9" w:unhideWhenUsed="1" w:qFormat="1"/>
@@ -1784,6 +2538,7 @@
     <w:lsdException w:name="Smart Hyperlink" w:semiHidden="1" w:unhideWhenUsed="1"/>
     <w:lsdException w:name="Hashtag" w:semiHidden="1" w:unhideWhenUsed="1"/>
     <w:lsdException w:name="Unresolved Mention" w:semiHidden="1" w:unhideWhenUsed="1"/>
+    <w:lsdException w:name="Smart Link" w:semiHidden="1" w:unhideWhenUsed="1"/>
   </w:latentStyles>
   <w:style w:type="paragraph" w:default="1" w:styleId="Normal">
     <w:name w:val="Normal"/>
@@ -1793,7 +2548,6 @@
     <w:name w:val="heading 1"/>
     <w:basedOn w:val="Normal"/>
     <w:next w:val="Normal"/>
-    <w:link w:val="Ttulo1Car"/>
     <w:uiPriority w:val="9"/>
     <w:qFormat/>
     <w:pPr>
@@ -1975,33 +2729,12 @@
       <w:szCs w:val="30"/>
     </w:rPr>
   </w:style>
-  <w:style w:type="character" w:customStyle="1" w:styleId="Ttulo1Car">
-    <w:name w:val="Título 1 Car"/>
-    <w:basedOn w:val="Fuentedeprrafopredeter"/>
-    <w:link w:val="Ttulo1"/>
-    <w:uiPriority w:val="9"/>
-    <w:rsid w:val="00D525F1"/>
-    <w:rPr>
-      <w:sz w:val="40"/>
-      <w:szCs w:val="40"/>
-    </w:rPr>
-  </w:style>
-  <w:style w:type="paragraph" w:styleId="NormalWeb">
-    <w:name w:val="Normal (Web)"/>
-    <w:basedOn w:val="Normal"/>
-    <w:uiPriority w:val="99"/>
-    <w:semiHidden/>
-    <w:unhideWhenUsed/>
-    <w:rsid w:val="00D525F1"/>
-    <w:pPr>
-      <w:spacing w:before="100" w:beforeAutospacing="1" w:after="100" w:afterAutospacing="1" w:line="240" w:lineRule="auto"/>
-    </w:pPr>
-    <w:rPr>
-      <w:rFonts w:ascii="Times New Roman" w:eastAsia="Times New Roman" w:hAnsi="Times New Roman" w:cs="Times New Roman"/>
-      <w:sz w:val="24"/>
-      <w:szCs w:val="24"/>
-      <w:lang w:val="es-ES"/>
-    </w:rPr>
+  <w:style w:type="table" w:customStyle="1" w:styleId="a">
+    <w:basedOn w:val="TableNormal"/>
+    <w:tblPr>
+      <w:tblStyleRowBandSize w:val="1"/>
+      <w:tblStyleColBandSize w:val="1"/>
+    </w:tblPr>
   </w:style>
 </w:styles>
 </file>

--- a/TPI entrega 1.docx
+++ b/TPI entrega 1.docx
@@ -1,6 +1,6 @@
 
 <file path=word/document.xml><?xml version="1.0" encoding="utf-8"?>
-<w:document xmlns:wpc="http://schemas.microsoft.com/office/word/2010/wordprocessingCanvas" xmlns:cx="http://schemas.microsoft.com/office/drawing/2014/chartex" xmlns:cx1="http://schemas.microsoft.com/office/drawing/2015/9/8/chartex" xmlns:cx2="http://schemas.microsoft.com/office/drawing/2015/10/21/chartex" xmlns:cx3="http://schemas.microsoft.com/office/drawing/2016/5/9/chartex" xmlns:cx4="http://schemas.microsoft.com/office/drawing/2016/5/10/chartex" xmlns:cx5="http://schemas.microsoft.com/office/drawing/2016/5/11/chartex" xmlns:cx6="http://schemas.microsoft.com/office/drawing/2016/5/12/chartex" xmlns:cx7="http://schemas.microsoft.com/office/drawing/2016/5/13/chartex" xmlns:cx8="http://schemas.microsoft.com/office/drawing/2016/5/14/chartex" xmlns:mc="http://schemas.openxmlformats.org/markup-compatibility/2006" xmlns:aink="http://schemas.microsoft.com/office/drawing/2016/ink" xmlns:am3d="http://schemas.microsoft.com/office/drawing/2017/model3d" xmlns:o="urn:schemas-microsoft-com:office:office" xmlns:oel="http://schemas.microsoft.com/office/2019/extlst" xmlns:r="http://schemas.openxmlformats.org/officeDocument/2006/relationships" xmlns:m="http://schemas.openxmlformats.org/officeDocument/2006/math" xmlns:v="urn:schemas-microsoft-com:vml" xmlns:wp14="http://schemas.microsoft.com/office/word/2010/wordprocessingDrawing" xmlns:wp="http://schemas.openxmlformats.org/drawingml/2006/wordprocessingDrawing" xmlns:w10="urn:schemas-microsoft-com:office:word" xmlns:w="http://schemas.openxmlformats.org/wordprocessingml/2006/main" xmlns:w14="http://schemas.microsoft.com/office/word/2010/wordml" xmlns:w15="http://schemas.microsoft.com/office/word/2012/wordml" xmlns:w16cex="http://schemas.microsoft.com/office/word/2018/wordml/cex" xmlns:w16cid="http://schemas.microsoft.com/office/word/2016/wordml/cid" xmlns:w16="http://schemas.microsoft.com/office/word/2018/wordml" xmlns:w16du="http://schemas.microsoft.com/office/word/2023/wordml/word16du" xmlns:w16sdtdh="http://schemas.microsoft.com/office/word/2020/wordml/sdtdatahash" xmlns:w16sdtfl="http://schemas.microsoft.com/office/word/2024/wordml/sdtformatlock" xmlns:w16se="http://schemas.microsoft.com/office/word/2015/wordml/symex" xmlns:wpg="http://schemas.microsoft.com/office/word/2010/wordprocessingGroup" xmlns:wpi="http://schemas.microsoft.com/office/word/2010/wordprocessingInk" xmlns:wne="http://schemas.microsoft.com/office/word/2006/wordml" xmlns:wps="http://schemas.microsoft.com/office/word/2010/wordprocessingShape" mc:Ignorable="w14 w15 w16se w16cid w16 w16cex w16sdtdh w16sdtfl w16du wp14">
+<w:document xmlns:wpc="http://schemas.microsoft.com/office/word/2010/wordprocessingCanvas" xmlns:cx="http://schemas.microsoft.com/office/drawing/2014/chartex" xmlns:cx1="http://schemas.microsoft.com/office/drawing/2015/9/8/chartex" xmlns:cx2="http://schemas.microsoft.com/office/drawing/2015/10/21/chartex" xmlns:cx3="http://schemas.microsoft.com/office/drawing/2016/5/9/chartex" xmlns:cx4="http://schemas.microsoft.com/office/drawing/2016/5/10/chartex" xmlns:cx5="http://schemas.microsoft.com/office/drawing/2016/5/11/chartex" xmlns:cx6="http://schemas.microsoft.com/office/drawing/2016/5/12/chartex" xmlns:cx7="http://schemas.microsoft.com/office/drawing/2016/5/13/chartex" xmlns:cx8="http://schemas.microsoft.com/office/drawing/2016/5/14/chartex" xmlns:mc="http://schemas.openxmlformats.org/markup-compatibility/2006" xmlns:aink="http://schemas.microsoft.com/office/drawing/2016/ink" xmlns:am3d="http://schemas.microsoft.com/office/drawing/2017/model3d" xmlns:o="urn:schemas-microsoft-com:office:office" xmlns:r="http://schemas.openxmlformats.org/officeDocument/2006/relationships" xmlns:m="http://schemas.openxmlformats.org/officeDocument/2006/math" xmlns:v="urn:schemas-microsoft-com:vml" xmlns:wp14="http://schemas.microsoft.com/office/word/2010/wordprocessingDrawing" xmlns:wp="http://schemas.openxmlformats.org/drawingml/2006/wordprocessingDrawing" xmlns:w10="urn:schemas-microsoft-com:office:word" xmlns:w="http://schemas.openxmlformats.org/wordprocessingml/2006/main" xmlns:w14="http://schemas.microsoft.com/office/word/2010/wordml" xmlns:w15="http://schemas.microsoft.com/office/word/2012/wordml" xmlns:w16cex="http://schemas.microsoft.com/office/word/2018/wordml/cex" xmlns:w16cid="http://schemas.microsoft.com/office/word/2016/wordml/cid" xmlns:w16="http://schemas.microsoft.com/office/word/2018/wordml" xmlns:w16sdtdh="http://schemas.microsoft.com/office/word/2020/wordml/sdtdatahash" xmlns:w16se="http://schemas.microsoft.com/office/word/2015/wordml/symex" xmlns:wpg="http://schemas.microsoft.com/office/word/2010/wordprocessingGroup" xmlns:wpi="http://schemas.microsoft.com/office/word/2010/wordprocessingInk" xmlns:wne="http://schemas.microsoft.com/office/word/2006/wordml" xmlns:wps="http://schemas.microsoft.com/office/word/2010/wordprocessingShape" mc:Ignorable="w14 w15 w16se w16cid w16 w16cex w16sdtdh wp14">
   <w:body>
     <w:p>
       <w:pPr>
@@ -135,15 +135,7 @@
         <w:jc w:val="both"/>
       </w:pPr>
       <w:r>
-        <w:t xml:space="preserve">Ing. </w:t>
-      </w:r>
-      <w:proofErr w:type="spellStart"/>
-      <w:r>
-        <w:t>Maria</w:t>
-      </w:r>
-      <w:proofErr w:type="spellEnd"/>
-      <w:r>
-        <w:t xml:space="preserve"> Laura Achetta</w:t>
+        <w:t>Ing. Maria Laura Achetta</w:t>
       </w:r>
     </w:p>
     <w:p>
@@ -202,11 +194,9 @@
         <w:ind w:left="1440"/>
         <w:jc w:val="both"/>
       </w:pPr>
-      <w:proofErr w:type="spellStart"/>
       <w:r>
         <w:t>Arbarello</w:t>
       </w:r>
-      <w:proofErr w:type="spellEnd"/>
       <w:r>
         <w:t xml:space="preserve">, Pablo                                  </w:t>
       </w:r>
@@ -254,7 +244,10 @@
         <w:jc w:val="both"/>
       </w:pPr>
       <w:r>
-        <w:t xml:space="preserve">Campos, Valentino                             </w:t>
+        <w:t>Camp</w:t>
+      </w:r>
+      <w:r>
+        <w:t xml:space="preserve">os, Valentino                             </w:t>
       </w:r>
       <w:hyperlink r:id="rId10">
         <w:r>
@@ -299,11 +292,9 @@
         <w:ind w:left="1440"/>
         <w:jc w:val="both"/>
       </w:pPr>
-      <w:proofErr w:type="spellStart"/>
       <w:r>
         <w:t>Chiosso</w:t>
       </w:r>
-      <w:proofErr w:type="spellEnd"/>
       <w:r>
         <w:t xml:space="preserve">, Nicolas                               </w:t>
       </w:r>
@@ -351,7 +342,10 @@
         <w:jc w:val="both"/>
       </w:pPr>
       <w:r>
-        <w:t xml:space="preserve">Merlo, Santiago                                  </w:t>
+        <w:t>Merlo, Santiago</w:t>
+      </w:r>
+      <w:r>
+        <w:t xml:space="preserve">                                  </w:t>
       </w:r>
       <w:hyperlink r:id="rId14">
         <w:r>
@@ -404,6 +398,7 @@
           <w:docPartUnique/>
         </w:docPartObj>
       </w:sdtPr>
+      <w:sdtEndPr/>
       <w:sdtContent>
         <w:p>
           <w:pPr>
@@ -629,7 +624,10 @@
         <w:spacing w:line="360" w:lineRule="auto"/>
       </w:pPr>
       <w:r>
-        <w:t>Coloca un nombre a tu grupo, breve presentación y crea un logotipo.</w:t>
+        <w:t>Coloca un nombre a tu grupo, breve presenta</w:t>
+      </w:r>
+      <w:r>
+        <w:t>ción y crea un logotipo.</w:t>
       </w:r>
     </w:p>
     <w:p>
@@ -668,7 +666,10 @@
         <w:spacing w:after="40" w:line="360" w:lineRule="auto"/>
       </w:pPr>
       <w:r>
-        <w:t>Anexo: coloca imágenes de las páginas, links consultados para la elicitación, comenta qué relevantes en cada caso.</w:t>
+        <w:t>Anexo: coloca imágenes de las páginas, links consultados para la elici</w:t>
+      </w:r>
+      <w:r>
+        <w:t>tación, comenta qué relevantes en cada caso.</w:t>
       </w:r>
     </w:p>
     <w:p>
@@ -757,13 +758,11 @@
         <w:spacing w:before="240" w:after="240" w:line="360" w:lineRule="auto"/>
         <w:jc w:val="both"/>
       </w:pPr>
-      <w:proofErr w:type="spellStart"/>
-      <w:r>
-        <w:t>InnovaSoft</w:t>
-      </w:r>
-      <w:proofErr w:type="spellEnd"/>
-      <w:r>
-        <w:t xml:space="preserve"> es una empresa dedicada al desarrollo de software que busca crear soluciones tecnológicas para facilitar la vida de las personas. Nuestro objetivo es identificar problemas cotidianos y transformarlos en herramientas digitales que ayuden a organizar información, optimizar tareas y mejorar la experiencia de los usuarios.</w:t>
+      <w:r>
+        <w:t>InnovaSoft es una empresa dedicada al desarrollo de software que busca crear soluciones tecnológicas para facilitar la vida de las personas. Nuestro objetivo es identificar pro</w:t>
+      </w:r>
+      <w:r>
+        <w:t>blemas cotidianos y transformarlos en herramientas digitales que ayuden a organizar información, optimizar tareas y mejorar la experiencia de los usuarios.</w:t>
       </w:r>
     </w:p>
     <w:p>
@@ -772,7 +771,10 @@
         <w:jc w:val="both"/>
       </w:pPr>
       <w:r>
-        <w:t>Creemos que la tecnología debe ser accesible, práctica y fácil de utilizar. Por eso trabajamos en el desarrollo de aplicaciones que permitan resolver necesidades reales de manera simple y eficiente, ayudando a las personas a gestionar mejor sus actividades y tomar decisiones con mayor facilidad.</w:t>
+        <w:t>Creemos que la tecnología debe ser accesible, práctica y fácil de utilizar. Por eso trabajamos en el</w:t>
+      </w:r>
+      <w:r>
+        <w:t xml:space="preserve"> desarrollo de aplicaciones que permitan resolver necesidades reales de manera simple y eficiente, ayudando a las personas a gestionar mejor sus actividades y tomar decisiones con mayor facilidad.</w:t>
       </w:r>
     </w:p>
     <w:p>
@@ -823,19 +825,17 @@
         <w:jc w:val="both"/>
       </w:pPr>
       <w:r>
-        <w:t xml:space="preserve">Actualmente la gran problemática es que toda la información se organiza en planillas de </w:t>
-      </w:r>
-      <w:proofErr w:type="spellStart"/>
-      <w:r>
-        <w:t>excel</w:t>
-      </w:r>
-      <w:proofErr w:type="spellEnd"/>
-      <w:r>
-        <w:t xml:space="preserve"> o en papel lo que dificulta en algunos casos la organización, decisión, recordatorios. Dentro </w:t>
+        <w:t xml:space="preserve">Actualmente la gran problemática es que toda la información se organiza en planillas de excel o en papel lo que dificulta en algunos </w:t>
+      </w:r>
+      <w:r>
+        <w:t xml:space="preserve">casos la organización, decisión, recordatorios. Dentro </w:t>
       </w:r>
       <w:r>
         <w:lastRenderedPageBreak/>
-        <w:t xml:space="preserve">de estas planillas se registran datos como ubicación, precio, fecha de inicio y finalización, estado, temática principal (agregar temáticas), cronograma, datos de contacto del coordinador y observaciones personales. </w:t>
+        <w:t>de estas planillas se registran datos como ubicación, precio, fecha de inicio y finalización, estado, temática principal (agregar temáticas), cronograma, datos de contacto del coordinador y observacion</w:t>
+      </w:r>
+      <w:r>
+        <w:t xml:space="preserve">es personales. </w:t>
       </w:r>
     </w:p>
     <w:p>
@@ -844,15 +844,10 @@
         <w:jc w:val="both"/>
       </w:pPr>
       <w:r>
-        <w:t xml:space="preserve">Por este motivo se necesita un software capaz de centralizar y organizar toda la información relacionada con el tema. </w:t>
-      </w:r>
-      <w:proofErr w:type="gramStart"/>
-      <w:r>
-        <w:t>Además</w:t>
-      </w:r>
-      <w:proofErr w:type="gramEnd"/>
-      <w:r>
-        <w:t xml:space="preserve"> debe permitir registrar retiros, clasificarla según actividades, ubicación, estado (pagado, interesado, reservado realizado), rango de fecha, costo. </w:t>
+        <w:t>Por este motivo se necesita un software capaz de centralizar y organizar toda la información relacionada con el tema. Además debe permitir registrar retiros, clasificarla según actividades, ubicación, estado (pagado, interesado, reservado r</w:t>
+      </w:r>
+      <w:r>
+        <w:t xml:space="preserve">ealizado), rango de fecha, costo. </w:t>
       </w:r>
     </w:p>
     <w:p>
@@ -861,7 +856,13 @@
         <w:jc w:val="both"/>
       </w:pPr>
       <w:r>
-        <w:t xml:space="preserve">Asimismo, el sistema deberá permitir planificar pagos asociados a los retiros, registrar acompañantes, almacenar comentarios sobre las experiencias vividas, realizar valoraciones personales y mantener un historial de los retiros realizados. También deberá facilitar la búsqueda y aplicación de filtros para encontrar rápidamente la información deseada, compartir datos de un retiro con otros usuarios interesados y generar alertas cuando se acerquen las fechas de pago, reserva o inicio de un retiro. </w:t>
+        <w:t xml:space="preserve">Asimismo, el sistema deberá permitir planificar pagos asociados a los retiros, registrar acompañantes, almacenar comentarios sobre las experiencias vividas, realizar valoraciones personales y mantener un historial de los </w:t>
+      </w:r>
+      <w:r>
+        <w:t>retiros realizados. También deberá facilitar la búsqueda y aplicación de filtros para encontrar rápidamente la información deseada, compartir datos de un retiro con otros usuarios interesados y generar alertas cuando se acerquen las fechas de pago, reserva</w:t>
+      </w:r>
+      <w:r>
+        <w:t xml:space="preserve"> o inicio de un retiro. </w:t>
       </w:r>
     </w:p>
     <w:p>
@@ -947,11 +948,9 @@
             <w:pPr>
               <w:jc w:val="both"/>
             </w:pPr>
-            <w:proofErr w:type="spellStart"/>
             <w:r>
               <w:t>Nº</w:t>
             </w:r>
-            <w:proofErr w:type="spellEnd"/>
           </w:p>
         </w:tc>
         <w:tc>
@@ -1360,7 +1359,10 @@
               <w:jc w:val="both"/>
             </w:pPr>
             <w:r>
-              <w:t>Consultar el estado del retiro: interesado, reservado, pagado, realizado.</w:t>
+              <w:t xml:space="preserve">Consultar el estado del retiro: interesado, </w:t>
+            </w:r>
+            <w:r>
+              <w:t>reservado, pagado, realizado.</w:t>
             </w:r>
           </w:p>
         </w:tc>
@@ -1717,10 +1719,90 @@
         </w:r>
       </w:hyperlink>
     </w:p>
-    <w:p/>
+    <w:p>
+      <w:r>
+        <w:t>-</w:t>
+      </w:r>
+      <w:hyperlink r:id="rId21" w:history="1">
+        <w:r>
+          <w:rPr>
+            <w:rStyle w:val="Hipervnculo"/>
+          </w:rPr>
+          <w:t>https://www.laabundancia.com.ar/retiros</w:t>
+        </w:r>
+      </w:hyperlink>
+      <w:r>
+        <w:t xml:space="preserve"> </w:t>
+      </w:r>
+    </w:p>
+    <w:p>
+      <w:r>
+        <w:t>-</w:t>
+      </w:r>
+      <w:hyperlink r:id="rId22" w:history="1">
+        <w:r>
+          <w:rPr>
+            <w:rStyle w:val="Hipervnculo"/>
+          </w:rPr>
+          <w:t>https://v0-retirosenlanaturalezaok.vercel.app/</w:t>
+        </w:r>
+      </w:hyperlink>
+      <w:r>
+        <w:t xml:space="preserve"> </w:t>
+      </w:r>
+    </w:p>
+    <w:p>
+      <w:r>
+        <w:t>-</w:t>
+      </w:r>
+      <w:hyperlink r:id="rId23" w:history="1">
+        <w:r>
+          <w:rPr>
+            <w:rStyle w:val="Hipervnculo"/>
+          </w:rPr>
+          <w:t>https://www.hosteriaelcambio.com.ar/</w:t>
+        </w:r>
+      </w:hyperlink>
+      <w:r>
+        <w:t xml:space="preserve"> </w:t>
+      </w:r>
+    </w:p>
+    <w:p>
+      <w:r>
+        <w:t>-</w:t>
+      </w:r>
+      <w:hyperlink r:id="rId24" w:history="1">
+        <w:r>
+          <w:rPr>
+            <w:rStyle w:val="Hipervnculo"/>
+          </w:rPr>
+          <w:t>https://concienciasolar.com.ar/retiros/</w:t>
+        </w:r>
+      </w:hyperlink>
+      <w:r>
+        <w:t xml:space="preserve"> </w:t>
+      </w:r>
+      <w:r>
+        <w:t xml:space="preserve"> </w:t>
+      </w:r>
+    </w:p>
+    <w:p>
+      <w:r>
+        <w:t>-</w:t>
+      </w:r>
+      <w:hyperlink r:id="rId25" w:history="1">
+        <w:r>
+          <w:rPr>
+            <w:rStyle w:val="Hipervnculo"/>
+          </w:rPr>
+          <w:t>https://www.yogaysonido.com/retiro-traslasierra</w:t>
+        </w:r>
+      </w:hyperlink>
+      <w:r>
+        <w:t xml:space="preserve">  </w:t>
+      </w:r>
+    </w:p>
     <w:sectPr>
-      <w:headerReference w:type="default" r:id="rId21"/>
-      <w:footerReference w:type="default" r:id="rId22"/>
       <w:pgSz w:w="11909" w:h="16834"/>
       <w:pgMar w:top="1440" w:right="1440" w:bottom="1440" w:left="1440" w:header="720" w:footer="720" w:gutter="0"/>
       <w:pgNumType w:start="1"/>
@@ -1731,7 +1813,7 @@
 </file>
 
 <file path=word/endnotes.xml><?xml version="1.0" encoding="utf-8"?>
-<w:endnotes xmlns:wpc="http://schemas.microsoft.com/office/word/2010/wordprocessingCanvas" xmlns:cx="http://schemas.microsoft.com/office/drawing/2014/chartex" xmlns:cx1="http://schemas.microsoft.com/office/drawing/2015/9/8/chartex" xmlns:cx2="http://schemas.microsoft.com/office/drawing/2015/10/21/chartex" xmlns:cx3="http://schemas.microsoft.com/office/drawing/2016/5/9/chartex" xmlns:cx4="http://schemas.microsoft.com/office/drawing/2016/5/10/chartex" xmlns:cx5="http://schemas.microsoft.com/office/drawing/2016/5/11/chartex" xmlns:cx6="http://schemas.microsoft.com/office/drawing/2016/5/12/chartex" xmlns:cx7="http://schemas.microsoft.com/office/drawing/2016/5/13/chartex" xmlns:cx8="http://schemas.microsoft.com/office/drawing/2016/5/14/chartex" xmlns:mc="http://schemas.openxmlformats.org/markup-compatibility/2006" xmlns:aink="http://schemas.microsoft.com/office/drawing/2016/ink" xmlns:am3d="http://schemas.microsoft.com/office/drawing/2017/model3d" xmlns:o="urn:schemas-microsoft-com:office:office" xmlns:oel="http://schemas.microsoft.com/office/2019/extlst" xmlns:r="http://schemas.openxmlformats.org/officeDocument/2006/relationships" xmlns:m="http://schemas.openxmlformats.org/officeDocument/2006/math" xmlns:v="urn:schemas-microsoft-com:vml" xmlns:wp14="http://schemas.microsoft.com/office/word/2010/wordprocessingDrawing" xmlns:wp="http://schemas.openxmlformats.org/drawingml/2006/wordprocessingDrawing" xmlns:w10="urn:schemas-microsoft-com:office:word" xmlns:w="http://schemas.openxmlformats.org/wordprocessingml/2006/main" xmlns:w14="http://schemas.microsoft.com/office/word/2010/wordml" xmlns:w15="http://schemas.microsoft.com/office/word/2012/wordml" xmlns:w16cex="http://schemas.microsoft.com/office/word/2018/wordml/cex" xmlns:w16cid="http://schemas.microsoft.com/office/word/2016/wordml/cid" xmlns:w16="http://schemas.microsoft.com/office/word/2018/wordml" xmlns:w16du="http://schemas.microsoft.com/office/word/2023/wordml/word16du" xmlns:w16sdtdh="http://schemas.microsoft.com/office/word/2020/wordml/sdtdatahash" xmlns:w16sdtfl="http://schemas.microsoft.com/office/word/2024/wordml/sdtformatlock" xmlns:w16se="http://schemas.microsoft.com/office/word/2015/wordml/symex" xmlns:wpg="http://schemas.microsoft.com/office/word/2010/wordprocessingGroup" xmlns:wpi="http://schemas.microsoft.com/office/word/2010/wordprocessingInk" xmlns:wne="http://schemas.microsoft.com/office/word/2006/wordml" xmlns:wps="http://schemas.microsoft.com/office/word/2010/wordprocessingShape" mc:Ignorable="w14 w15 w16se w16cid w16 w16cex w16sdtdh w16sdtfl w16du wp14">
+<w:endnotes xmlns:wpc="http://schemas.microsoft.com/office/word/2010/wordprocessingCanvas" xmlns:cx="http://schemas.microsoft.com/office/drawing/2014/chartex" xmlns:cx1="http://schemas.microsoft.com/office/drawing/2015/9/8/chartex" xmlns:cx2="http://schemas.microsoft.com/office/drawing/2015/10/21/chartex" xmlns:cx3="http://schemas.microsoft.com/office/drawing/2016/5/9/chartex" xmlns:cx4="http://schemas.microsoft.com/office/drawing/2016/5/10/chartex" xmlns:cx5="http://schemas.microsoft.com/office/drawing/2016/5/11/chartex" xmlns:cx6="http://schemas.microsoft.com/office/drawing/2016/5/12/chartex" xmlns:cx7="http://schemas.microsoft.com/office/drawing/2016/5/13/chartex" xmlns:cx8="http://schemas.microsoft.com/office/drawing/2016/5/14/chartex" xmlns:mc="http://schemas.openxmlformats.org/markup-compatibility/2006" xmlns:aink="http://schemas.microsoft.com/office/drawing/2016/ink" xmlns:am3d="http://schemas.microsoft.com/office/drawing/2017/model3d" xmlns:o="urn:schemas-microsoft-com:office:office" xmlns:r="http://schemas.openxmlformats.org/officeDocument/2006/relationships" xmlns:m="http://schemas.openxmlformats.org/officeDocument/2006/math" xmlns:v="urn:schemas-microsoft-com:vml" xmlns:wp14="http://schemas.microsoft.com/office/word/2010/wordprocessingDrawing" xmlns:wp="http://schemas.openxmlformats.org/drawingml/2006/wordprocessingDrawing" xmlns:w10="urn:schemas-microsoft-com:office:word" xmlns:w="http://schemas.openxmlformats.org/wordprocessingml/2006/main" xmlns:w14="http://schemas.microsoft.com/office/word/2010/wordml" xmlns:w15="http://schemas.microsoft.com/office/word/2012/wordml" xmlns:w16cex="http://schemas.microsoft.com/office/word/2018/wordml/cex" xmlns:w16cid="http://schemas.microsoft.com/office/word/2016/wordml/cid" xmlns:w16="http://schemas.microsoft.com/office/word/2018/wordml" xmlns:w16sdtdh="http://schemas.microsoft.com/office/word/2020/wordml/sdtdatahash" xmlns:w16se="http://schemas.microsoft.com/office/word/2015/wordml/symex" xmlns:wpg="http://schemas.microsoft.com/office/word/2010/wordprocessingGroup" xmlns:wpi="http://schemas.microsoft.com/office/word/2010/wordprocessingInk" xmlns:wne="http://schemas.microsoft.com/office/word/2006/wordml" xmlns:wps="http://schemas.microsoft.com/office/word/2010/wordprocessingShape" mc:Ignorable="w14 w15 w16se w16cid w16 w16cex w16sdtdh wp14">
   <w:endnote w:type="separator" w:id="-1">
     <w:p>
       <w:pPr>
@@ -1755,14 +1837,8 @@
 </w:endnotes>
 </file>
 
-<file path=word/footer1.xml><?xml version="1.0" encoding="utf-8"?>
-<w:ftr xmlns:wpc="http://schemas.microsoft.com/office/word/2010/wordprocessingCanvas" xmlns:cx="http://schemas.microsoft.com/office/drawing/2014/chartex" xmlns:cx1="http://schemas.microsoft.com/office/drawing/2015/9/8/chartex" xmlns:cx2="http://schemas.microsoft.com/office/drawing/2015/10/21/chartex" xmlns:cx3="http://schemas.microsoft.com/office/drawing/2016/5/9/chartex" xmlns:cx4="http://schemas.microsoft.com/office/drawing/2016/5/10/chartex" xmlns:cx5="http://schemas.microsoft.com/office/drawing/2016/5/11/chartex" xmlns:cx6="http://schemas.microsoft.com/office/drawing/2016/5/12/chartex" xmlns:cx7="http://schemas.microsoft.com/office/drawing/2016/5/13/chartex" xmlns:cx8="http://schemas.microsoft.com/office/drawing/2016/5/14/chartex" xmlns:mc="http://schemas.openxmlformats.org/markup-compatibility/2006" xmlns:aink="http://schemas.microsoft.com/office/drawing/2016/ink" xmlns:am3d="http://schemas.microsoft.com/office/drawing/2017/model3d" xmlns:o="urn:schemas-microsoft-com:office:office" xmlns:oel="http://schemas.microsoft.com/office/2019/extlst" xmlns:r="http://schemas.openxmlformats.org/officeDocument/2006/relationships" xmlns:m="http://schemas.openxmlformats.org/officeDocument/2006/math" xmlns:v="urn:schemas-microsoft-com:vml" xmlns:wp14="http://schemas.microsoft.com/office/word/2010/wordprocessingDrawing" xmlns:wp="http://schemas.openxmlformats.org/drawingml/2006/wordprocessingDrawing" xmlns:w10="urn:schemas-microsoft-com:office:word" xmlns:w="http://schemas.openxmlformats.org/wordprocessingml/2006/main" xmlns:w14="http://schemas.microsoft.com/office/word/2010/wordml" xmlns:w15="http://schemas.microsoft.com/office/word/2012/wordml" xmlns:w16cex="http://schemas.microsoft.com/office/word/2018/wordml/cex" xmlns:w16cid="http://schemas.microsoft.com/office/word/2016/wordml/cid" xmlns:w16="http://schemas.microsoft.com/office/word/2018/wordml" xmlns:w16du="http://schemas.microsoft.com/office/word/2023/wordml/word16du" xmlns:w16sdtdh="http://schemas.microsoft.com/office/word/2020/wordml/sdtdatahash" xmlns:w16sdtfl="http://schemas.microsoft.com/office/word/2024/wordml/sdtformatlock" xmlns:w16se="http://schemas.microsoft.com/office/word/2015/wordml/symex" xmlns:wpg="http://schemas.microsoft.com/office/word/2010/wordprocessingGroup" xmlns:wpi="http://schemas.microsoft.com/office/word/2010/wordprocessingInk" xmlns:wne="http://schemas.microsoft.com/office/word/2006/wordml" xmlns:wps="http://schemas.microsoft.com/office/word/2010/wordprocessingShape" mc:Ignorable="w14 w15 w16se w16cid w16 w16cex w16sdtdh w16sdtfl w16du wp14">
-  <w:p/>
-</w:ftr>
-</file>
-
 <file path=word/footnotes.xml><?xml version="1.0" encoding="utf-8"?>
-<w:footnotes xmlns:wpc="http://schemas.microsoft.com/office/word/2010/wordprocessingCanvas" xmlns:cx="http://schemas.microsoft.com/office/drawing/2014/chartex" xmlns:cx1="http://schemas.microsoft.com/office/drawing/2015/9/8/chartex" xmlns:cx2="http://schemas.microsoft.com/office/drawing/2015/10/21/chartex" xmlns:cx3="http://schemas.microsoft.com/office/drawing/2016/5/9/chartex" xmlns:cx4="http://schemas.microsoft.com/office/drawing/2016/5/10/chartex" xmlns:cx5="http://schemas.microsoft.com/office/drawing/2016/5/11/chartex" xmlns:cx6="http://schemas.microsoft.com/office/drawing/2016/5/12/chartex" xmlns:cx7="http://schemas.microsoft.com/office/drawing/2016/5/13/chartex" xmlns:cx8="http://schemas.microsoft.com/office/drawing/2016/5/14/chartex" xmlns:mc="http://schemas.openxmlformats.org/markup-compatibility/2006" xmlns:aink="http://schemas.microsoft.com/office/drawing/2016/ink" xmlns:am3d="http://schemas.microsoft.com/office/drawing/2017/model3d" xmlns:o="urn:schemas-microsoft-com:office:office" xmlns:oel="http://schemas.microsoft.com/office/2019/extlst" xmlns:r="http://schemas.openxmlformats.org/officeDocument/2006/relationships" xmlns:m="http://schemas.openxmlformats.org/officeDocument/2006/math" xmlns:v="urn:schemas-microsoft-com:vml" xmlns:wp14="http://schemas.microsoft.com/office/word/2010/wordprocessingDrawing" xmlns:wp="http://schemas.openxmlformats.org/drawingml/2006/wordprocessingDrawing" xmlns:w10="urn:schemas-microsoft-com:office:word" xmlns:w="http://schemas.openxmlformats.org/wordprocessingml/2006/main" xmlns:w14="http://schemas.microsoft.com/office/word/2010/wordml" xmlns:w15="http://schemas.microsoft.com/office/word/2012/wordml" xmlns:w16cex="http://schemas.microsoft.com/office/word/2018/wordml/cex" xmlns:w16cid="http://schemas.microsoft.com/office/word/2016/wordml/cid" xmlns:w16="http://schemas.microsoft.com/office/word/2018/wordml" xmlns:w16du="http://schemas.microsoft.com/office/word/2023/wordml/word16du" xmlns:w16sdtdh="http://schemas.microsoft.com/office/word/2020/wordml/sdtdatahash" xmlns:w16sdtfl="http://schemas.microsoft.com/office/word/2024/wordml/sdtformatlock" xmlns:w16se="http://schemas.microsoft.com/office/word/2015/wordml/symex" xmlns:wpg="http://schemas.microsoft.com/office/word/2010/wordprocessingGroup" xmlns:wpi="http://schemas.microsoft.com/office/word/2010/wordprocessingInk" xmlns:wne="http://schemas.microsoft.com/office/word/2006/wordml" xmlns:wps="http://schemas.microsoft.com/office/word/2010/wordprocessingShape" mc:Ignorable="w14 w15 w16se w16cid w16 w16cex w16sdtdh w16sdtfl w16du wp14">
+<w:footnotes xmlns:wpc="http://schemas.microsoft.com/office/word/2010/wordprocessingCanvas" xmlns:cx="http://schemas.microsoft.com/office/drawing/2014/chartex" xmlns:cx1="http://schemas.microsoft.com/office/drawing/2015/9/8/chartex" xmlns:cx2="http://schemas.microsoft.com/office/drawing/2015/10/21/chartex" xmlns:cx3="http://schemas.microsoft.com/office/drawing/2016/5/9/chartex" xmlns:cx4="http://schemas.microsoft.com/office/drawing/2016/5/10/chartex" xmlns:cx5="http://schemas.microsoft.com/office/drawing/2016/5/11/chartex" xmlns:cx6="http://schemas.microsoft.com/office/drawing/2016/5/12/chartex" xmlns:cx7="http://schemas.microsoft.com/office/drawing/2016/5/13/chartex" xmlns:cx8="http://schemas.microsoft.com/office/drawing/2016/5/14/chartex" xmlns:mc="http://schemas.openxmlformats.org/markup-compatibility/2006" xmlns:aink="http://schemas.microsoft.com/office/drawing/2016/ink" xmlns:am3d="http://schemas.microsoft.com/office/drawing/2017/model3d" xmlns:o="urn:schemas-microsoft-com:office:office" xmlns:r="http://schemas.openxmlformats.org/officeDocument/2006/relationships" xmlns:m="http://schemas.openxmlformats.org/officeDocument/2006/math" xmlns:v="urn:schemas-microsoft-com:vml" xmlns:wp14="http://schemas.microsoft.com/office/word/2010/wordprocessingDrawing" xmlns:wp="http://schemas.openxmlformats.org/drawingml/2006/wordprocessingDrawing" xmlns:w10="urn:schemas-microsoft-com:office:word" xmlns:w="http://schemas.openxmlformats.org/wordprocessingml/2006/main" xmlns:w14="http://schemas.microsoft.com/office/word/2010/wordml" xmlns:w15="http://schemas.microsoft.com/office/word/2012/wordml" xmlns:w16cex="http://schemas.microsoft.com/office/word/2018/wordml/cex" xmlns:w16cid="http://schemas.microsoft.com/office/word/2016/wordml/cid" xmlns:w16="http://schemas.microsoft.com/office/word/2018/wordml" xmlns:w16sdtdh="http://schemas.microsoft.com/office/word/2020/wordml/sdtdatahash" xmlns:w16se="http://schemas.microsoft.com/office/word/2015/wordml/symex" xmlns:wpg="http://schemas.microsoft.com/office/word/2010/wordprocessingGroup" xmlns:wpi="http://schemas.microsoft.com/office/word/2010/wordprocessingInk" xmlns:wne="http://schemas.microsoft.com/office/word/2006/wordml" xmlns:wps="http://schemas.microsoft.com/office/word/2010/wordprocessingShape" mc:Ignorable="w14 w15 w16se w16cid w16 w16cex w16sdtdh wp14">
   <w:footnote w:type="separator" w:id="-1">
     <w:p>
       <w:pPr>
@@ -1786,14 +1862,8 @@
 </w:footnotes>
 </file>
 
-<file path=word/header1.xml><?xml version="1.0" encoding="utf-8"?>
-<w:hdr xmlns:wpc="http://schemas.microsoft.com/office/word/2010/wordprocessingCanvas" xmlns:cx="http://schemas.microsoft.com/office/drawing/2014/chartex" xmlns:cx1="http://schemas.microsoft.com/office/drawing/2015/9/8/chartex" xmlns:cx2="http://schemas.microsoft.com/office/drawing/2015/10/21/chartex" xmlns:cx3="http://schemas.microsoft.com/office/drawing/2016/5/9/chartex" xmlns:cx4="http://schemas.microsoft.com/office/drawing/2016/5/10/chartex" xmlns:cx5="http://schemas.microsoft.com/office/drawing/2016/5/11/chartex" xmlns:cx6="http://schemas.microsoft.com/office/drawing/2016/5/12/chartex" xmlns:cx7="http://schemas.microsoft.com/office/drawing/2016/5/13/chartex" xmlns:cx8="http://schemas.microsoft.com/office/drawing/2016/5/14/chartex" xmlns:mc="http://schemas.openxmlformats.org/markup-compatibility/2006" xmlns:aink="http://schemas.microsoft.com/office/drawing/2016/ink" xmlns:am3d="http://schemas.microsoft.com/office/drawing/2017/model3d" xmlns:o="urn:schemas-microsoft-com:office:office" xmlns:oel="http://schemas.microsoft.com/office/2019/extlst" xmlns:r="http://schemas.openxmlformats.org/officeDocument/2006/relationships" xmlns:m="http://schemas.openxmlformats.org/officeDocument/2006/math" xmlns:v="urn:schemas-microsoft-com:vml" xmlns:wp14="http://schemas.microsoft.com/office/word/2010/wordprocessingDrawing" xmlns:wp="http://schemas.openxmlformats.org/drawingml/2006/wordprocessingDrawing" xmlns:w10="urn:schemas-microsoft-com:office:word" xmlns:w="http://schemas.openxmlformats.org/wordprocessingml/2006/main" xmlns:w14="http://schemas.microsoft.com/office/word/2010/wordml" xmlns:w15="http://schemas.microsoft.com/office/word/2012/wordml" xmlns:w16cex="http://schemas.microsoft.com/office/word/2018/wordml/cex" xmlns:w16cid="http://schemas.microsoft.com/office/word/2016/wordml/cid" xmlns:w16="http://schemas.microsoft.com/office/word/2018/wordml" xmlns:w16du="http://schemas.microsoft.com/office/word/2023/wordml/word16du" xmlns:w16sdtdh="http://schemas.microsoft.com/office/word/2020/wordml/sdtdatahash" xmlns:w16sdtfl="http://schemas.microsoft.com/office/word/2024/wordml/sdtformatlock" xmlns:w16se="http://schemas.microsoft.com/office/word/2015/wordml/symex" xmlns:wpg="http://schemas.microsoft.com/office/word/2010/wordprocessingGroup" xmlns:wpi="http://schemas.microsoft.com/office/word/2010/wordprocessingInk" xmlns:wne="http://schemas.microsoft.com/office/word/2006/wordml" xmlns:wps="http://schemas.microsoft.com/office/word/2010/wordprocessingShape" mc:Ignorable="w14 w15 w16se w16cid w16 w16cex w16sdtdh w16sdtfl w16du wp14">
-  <w:p/>
-</w:hdr>
-</file>
-
 <file path=word/numbering.xml><?xml version="1.0" encoding="utf-8"?>
-<w:numbering xmlns:wpc="http://schemas.microsoft.com/office/word/2010/wordprocessingCanvas" xmlns:cx="http://schemas.microsoft.com/office/drawing/2014/chartex" xmlns:cx1="http://schemas.microsoft.com/office/drawing/2015/9/8/chartex" xmlns:cx2="http://schemas.microsoft.com/office/drawing/2015/10/21/chartex" xmlns:cx3="http://schemas.microsoft.com/office/drawing/2016/5/9/chartex" xmlns:cx4="http://schemas.microsoft.com/office/drawing/2016/5/10/chartex" xmlns:cx5="http://schemas.microsoft.com/office/drawing/2016/5/11/chartex" xmlns:cx6="http://schemas.microsoft.com/office/drawing/2016/5/12/chartex" xmlns:cx7="http://schemas.microsoft.com/office/drawing/2016/5/13/chartex" xmlns:cx8="http://schemas.microsoft.com/office/drawing/2016/5/14/chartex" xmlns:mc="http://schemas.openxmlformats.org/markup-compatibility/2006" xmlns:aink="http://schemas.microsoft.com/office/drawing/2016/ink" xmlns:am3d="http://schemas.microsoft.com/office/drawing/2017/model3d" xmlns:o="urn:schemas-microsoft-com:office:office" xmlns:oel="http://schemas.microsoft.com/office/2019/extlst" xmlns:r="http://schemas.openxmlformats.org/officeDocument/2006/relationships" xmlns:m="http://schemas.openxmlformats.org/officeDocument/2006/math" xmlns:v="urn:schemas-microsoft-com:vml" xmlns:wp14="http://schemas.microsoft.com/office/word/2010/wordprocessingDrawing" xmlns:wp="http://schemas.openxmlformats.org/drawingml/2006/wordprocessingDrawing" xmlns:w10="urn:schemas-microsoft-com:office:word" xmlns:w="http://schemas.openxmlformats.org/wordprocessingml/2006/main" xmlns:w14="http://schemas.microsoft.com/office/word/2010/wordml" xmlns:w15="http://schemas.microsoft.com/office/word/2012/wordml" xmlns:w16cex="http://schemas.microsoft.com/office/word/2018/wordml/cex" xmlns:w16cid="http://schemas.microsoft.com/office/word/2016/wordml/cid" xmlns:w16="http://schemas.microsoft.com/office/word/2018/wordml" xmlns:w16du="http://schemas.microsoft.com/office/word/2023/wordml/word16du" xmlns:w16sdtdh="http://schemas.microsoft.com/office/word/2020/wordml/sdtdatahash" xmlns:w16sdtfl="http://schemas.microsoft.com/office/word/2024/wordml/sdtformatlock" xmlns:w16se="http://schemas.microsoft.com/office/word/2015/wordml/symex" xmlns:wpg="http://schemas.microsoft.com/office/word/2010/wordprocessingGroup" xmlns:wpi="http://schemas.microsoft.com/office/word/2010/wordprocessingInk" xmlns:wne="http://schemas.microsoft.com/office/word/2006/wordml" xmlns:wps="http://schemas.microsoft.com/office/word/2010/wordprocessingShape" mc:Ignorable="w14 w15 w16se w16cid w16 w16cex w16sdtdh w16sdtfl w16du wp14">
+<w:numbering xmlns:wpc="http://schemas.microsoft.com/office/word/2010/wordprocessingCanvas" xmlns:cx="http://schemas.microsoft.com/office/drawing/2014/chartex" xmlns:cx1="http://schemas.microsoft.com/office/drawing/2015/9/8/chartex" xmlns:cx2="http://schemas.microsoft.com/office/drawing/2015/10/21/chartex" xmlns:cx3="http://schemas.microsoft.com/office/drawing/2016/5/9/chartex" xmlns:cx4="http://schemas.microsoft.com/office/drawing/2016/5/10/chartex" xmlns:cx5="http://schemas.microsoft.com/office/drawing/2016/5/11/chartex" xmlns:cx6="http://schemas.microsoft.com/office/drawing/2016/5/12/chartex" xmlns:cx7="http://schemas.microsoft.com/office/drawing/2016/5/13/chartex" xmlns:cx8="http://schemas.microsoft.com/office/drawing/2016/5/14/chartex" xmlns:mc="http://schemas.openxmlformats.org/markup-compatibility/2006" xmlns:aink="http://schemas.microsoft.com/office/drawing/2016/ink" xmlns:am3d="http://schemas.microsoft.com/office/drawing/2017/model3d" xmlns:o="urn:schemas-microsoft-com:office:office" xmlns:r="http://schemas.openxmlformats.org/officeDocument/2006/relationships" xmlns:m="http://schemas.openxmlformats.org/officeDocument/2006/math" xmlns:v="urn:schemas-microsoft-com:vml" xmlns:wp14="http://schemas.microsoft.com/office/word/2010/wordprocessingDrawing" xmlns:wp="http://schemas.openxmlformats.org/drawingml/2006/wordprocessingDrawing" xmlns:w10="urn:schemas-microsoft-com:office:word" xmlns:w="http://schemas.openxmlformats.org/wordprocessingml/2006/main" xmlns:w14="http://schemas.microsoft.com/office/word/2010/wordml" xmlns:w15="http://schemas.microsoft.com/office/word/2012/wordml" xmlns:w16cex="http://schemas.microsoft.com/office/word/2018/wordml/cex" xmlns:w16cid="http://schemas.microsoft.com/office/word/2016/wordml/cid" xmlns:w16="http://schemas.microsoft.com/office/word/2018/wordml" xmlns:w16sdtdh="http://schemas.microsoft.com/office/word/2020/wordml/sdtdatahash" xmlns:w16se="http://schemas.microsoft.com/office/word/2015/wordml/symex" xmlns:wpg="http://schemas.microsoft.com/office/word/2010/wordprocessingGroup" xmlns:wpi="http://schemas.microsoft.com/office/word/2010/wordprocessingInk" xmlns:wne="http://schemas.microsoft.com/office/word/2006/wordml" xmlns:wps="http://schemas.microsoft.com/office/word/2010/wordprocessingShape" mc:Ignorable="w14 w15 w16se w16cid w16 w16cex w16sdtdh wp14">
   <w:abstractNum w:abstractNumId="0" w15:restartNumberingAfterBreak="0">
     <w:nsid w:val="064B0E1C"/>
     <w:multiLevelType w:val="multilevel"/>
@@ -2133,20 +2203,20 @@
       </w:rPr>
     </w:lvl>
   </w:abstractNum>
-  <w:num w:numId="1" w16cid:durableId="1717192440">
+  <w:num w:numId="1">
     <w:abstractNumId w:val="0"/>
   </w:num>
-  <w:num w:numId="2" w16cid:durableId="2039813465">
+  <w:num w:numId="2">
     <w:abstractNumId w:val="2"/>
   </w:num>
-  <w:num w:numId="3" w16cid:durableId="1535381104">
+  <w:num w:numId="3">
     <w:abstractNumId w:val="1"/>
   </w:num>
 </w:numbering>
 </file>
 
 <file path=word/styles.xml><?xml version="1.0" encoding="utf-8"?>
-<w:styles xmlns:mc="http://schemas.openxmlformats.org/markup-compatibility/2006" xmlns:r="http://schemas.openxmlformats.org/officeDocument/2006/relationships" xmlns:w="http://schemas.openxmlformats.org/wordprocessingml/2006/main" xmlns:w14="http://schemas.microsoft.com/office/word/2010/wordml" xmlns:w15="http://schemas.microsoft.com/office/word/2012/wordml" xmlns:w16cex="http://schemas.microsoft.com/office/word/2018/wordml/cex" xmlns:w16cid="http://schemas.microsoft.com/office/word/2016/wordml/cid" xmlns:w16="http://schemas.microsoft.com/office/word/2018/wordml" xmlns:w16du="http://schemas.microsoft.com/office/word/2023/wordml/word16du" xmlns:w16sdtdh="http://schemas.microsoft.com/office/word/2020/wordml/sdtdatahash" xmlns:w16sdtfl="http://schemas.microsoft.com/office/word/2024/wordml/sdtformatlock" xmlns:w16se="http://schemas.microsoft.com/office/word/2015/wordml/symex" mc:Ignorable="w14 w15 w16se w16cid w16 w16cex w16sdtdh w16sdtfl w16du">
+<w:styles xmlns:mc="http://schemas.openxmlformats.org/markup-compatibility/2006" xmlns:r="http://schemas.openxmlformats.org/officeDocument/2006/relationships" xmlns:w="http://schemas.openxmlformats.org/wordprocessingml/2006/main" xmlns:w14="http://schemas.microsoft.com/office/word/2010/wordml" xmlns:w15="http://schemas.microsoft.com/office/word/2012/wordml" xmlns:w16cex="http://schemas.microsoft.com/office/word/2018/wordml/cex" xmlns:w16cid="http://schemas.microsoft.com/office/word/2016/wordml/cid" xmlns:w16="http://schemas.microsoft.com/office/word/2018/wordml" xmlns:w16sdtdh="http://schemas.microsoft.com/office/word/2020/wordml/sdtdatahash" xmlns:w16se="http://schemas.microsoft.com/office/word/2015/wordml/symex" mc:Ignorable="w14 w15 w16se w16cid w16 w16cex w16sdtdh">
   <w:docDefaults>
     <w:rPrDefault>
       <w:rPr>
@@ -2736,6 +2806,29 @@
       <w:tblStyleColBandSize w:val="1"/>
     </w:tblPr>
   </w:style>
+  <w:style w:type="character" w:styleId="Hipervnculo">
+    <w:name w:val="Hyperlink"/>
+    <w:basedOn w:val="Fuentedeprrafopredeter"/>
+    <w:uiPriority w:val="99"/>
+    <w:unhideWhenUsed/>
+    <w:rsid w:val="00BD76FE"/>
+    <w:rPr>
+      <w:color w:val="0000FF" w:themeColor="hyperlink"/>
+      <w:u w:val="single"/>
+    </w:rPr>
+  </w:style>
+  <w:style w:type="character" w:styleId="Mencinsinresolver">
+    <w:name w:val="Unresolved Mention"/>
+    <w:basedOn w:val="Fuentedeprrafopredeter"/>
+    <w:uiPriority w:val="99"/>
+    <w:semiHidden/>
+    <w:unhideWhenUsed/>
+    <w:rsid w:val="00BD76FE"/>
+    <w:rPr>
+      <w:color w:val="605E5C"/>
+      <w:shd w:val="clear" w:color="auto" w:fill="E1DFDD"/>
+    </w:rPr>
+  </w:style>
 </w:styles>
 </file>
 
